--- a/rus/docx/001.content.docx
+++ b/rus/docx/001.content.docx
@@ -150,26 +150,6 @@
           <w:lang w:val="ru_RU" w:bidi="ru_RU"/>
         </w:rPr>
         <w:t>А</w:t>
-      </w:r>
-      <w:r>
-        <w:rPr>
-          <w:lang w:val="ru_RU" w:bidi="ru_RU"/>
-        </w:rPr>
-      </w:r>
-    </w:p>
-    <w:p>
-      <w:pPr/>
-      <w:r>
-        <w:rPr>
-          <w:lang w:val="ru_RU" w:bidi="ru_RU"/>
-        </w:rPr>
-      </w:r>
-      <w:r>
-        <w:rPr>
-          <w:i/>
-          <w:lang w:val="ru_RU" w:bidi="ru_RU"/>
-        </w:rPr>
-        <w:t>Авраам, Амос, Книга пророка Амоса, Артёма, Архитектура</w:t>
       </w:r>
       <w:r>
         <w:rPr>

--- a/rus/docx/001.content.docx
+++ b/rus/docx/001.content.docx
@@ -19,7 +19,7 @@
         <w:rPr>
           <w:lang w:val="ru_RU" w:bidi="ru_RU"/>
         </w:rPr>
-        <w:t>Resource: Библейский словарь (Тиндейл)</w:t>
+        <w:t>Resource: Tyndale Open Bible Dictionary</w:t>
       </w:r>
       <w:r>
         <w:rPr>
@@ -112,7 +112,7 @@
         <w:rPr>
           <w:lang w:val="ru_RU" w:bidi="ru_RU"/>
         </w:rPr>
-        <w:t>Библейский словарь (Тиндейл)</w:t>
+        <w:t>Tyndale Open Bible Dictionary</w:t>
       </w:r>
     </w:p>
     <w:p>

--- a/rus/docx/001.content.docx
+++ b/rus/docx/001.content.docx
@@ -19,7 +19,7 @@
         <w:rPr>
           <w:lang w:val="ru_RU" w:bidi="ru_RU"/>
         </w:rPr>
-        <w:t>Resource: Tyndale Open Bible Dictionary</w:t>
+        <w:t>Resource: Aquifer Open Bible Dictionary</w:t>
       </w:r>
       <w:r>
         <w:rPr>
@@ -112,7 +112,7 @@
         <w:rPr>
           <w:lang w:val="ru_RU" w:bidi="ru_RU"/>
         </w:rPr>
-        <w:t>Tyndale Open Bible Dictionary</w:t>
+        <w:t>Aquifer Open Bible Dictionary</w:t>
       </w:r>
     </w:p>
     <w:p>

--- a/rus/docx/001.content.docx
+++ b/rus/docx/001.content.docx
@@ -271,18 +271,12 @@
         </w:rPr>
         <w:t>. Возможно, его родители были поклонниками языческого культа луны, распространённого в Уре, таким образом бог-отец, с которым было связано прежнее имя Авраам, мог быть тем богом луны или другим языческим божеством. Господь изменил имя Аврам на Авраам (</w:t>
       </w:r>
-      <w:hyperlink r:id="rId13">
-        <w:r>
-          <w:rPr>
-            <w:lang w:val="ru_RU" w:bidi="ru_RU"/>
-          </w:rPr>
-          <w:rPr>
-            <w:color w:val="0000EE"/>
-            <w:u w:val="single"/>
-          </w:rPr>
-          <w:t>Быт. 17:5</w:t>
-        </w:r>
-      </w:hyperlink>
+      <w:r>
+        <w:rPr>
+          <w:lang w:val="ru_RU" w:bidi="ru_RU"/>
+        </w:rPr>
+        <w:t>Быт. 17:5</w:t>
+      </w:r>
       <w:r>
         <w:rPr>
           <w:lang w:val="ru_RU" w:bidi="ru_RU"/>
@@ -313,54 +307,36 @@
         </w:rPr>
         <w:t>, было также выражением Божьего обещания Аврааму, что у него будет много потомков, а также серьёзной проверкой его веры в Бога, поскольку в то время Аврааму уже было 99 лет, а его бездетной жене — 90 (</w:t>
       </w:r>
-      <w:hyperlink r:id="rId14">
-        <w:r>
-          <w:rPr>
-            <w:lang w:val="ru_RU" w:bidi="ru_RU"/>
-          </w:rPr>
-          <w:rPr>
-            <w:color w:val="0000EE"/>
-            <w:u w:val="single"/>
-          </w:rPr>
-          <w:t>Быт.11:30</w:t>
-        </w:r>
-      </w:hyperlink>
+      <w:r>
+        <w:rPr>
+          <w:lang w:val="ru_RU" w:bidi="ru_RU"/>
+        </w:rPr>
+        <w:t>Быт.11:30</w:t>
+      </w:r>
       <w:r>
         <w:rPr>
           <w:lang w:val="ru_RU" w:bidi="ru_RU"/>
         </w:rPr>
         <w:t xml:space="preserve">; </w:t>
       </w:r>
-      <w:hyperlink r:id="rId15">
-        <w:r>
-          <w:rPr>
-            <w:lang w:val="ru_RU" w:bidi="ru_RU"/>
-          </w:rPr>
-          <w:rPr>
-            <w:color w:val="0000EE"/>
-            <w:u w:val="single"/>
-          </w:rPr>
-          <w:t>17:1–4</w:t>
-        </w:r>
-      </w:hyperlink>
+      <w:r>
+        <w:rPr>
+          <w:lang w:val="ru_RU" w:bidi="ru_RU"/>
+        </w:rPr>
+        <w:t>17:1–4</w:t>
+      </w:r>
       <w:r>
         <w:rPr>
           <w:lang w:val="ru_RU" w:bidi="ru_RU"/>
         </w:rPr>
         <w:t>,</w:t>
       </w:r>
-      <w:hyperlink r:id="rId16">
-        <w:r>
-          <w:rPr>
-            <w:lang w:val="ru_RU" w:bidi="ru_RU"/>
-          </w:rPr>
-          <w:rPr>
-            <w:color w:val="0000EE"/>
-            <w:u w:val="single"/>
-          </w:rPr>
-          <w:t>17</w:t>
-        </w:r>
-      </w:hyperlink>
+      <w:r>
+        <w:rPr>
+          <w:lang w:val="ru_RU" w:bidi="ru_RU"/>
+        </w:rPr>
+        <w:t>17</w:t>
+      </w:r>
       <w:r>
         <w:rPr>
           <w:lang w:val="ru_RU" w:bidi="ru_RU"/>
@@ -392,72 +368,48 @@
         </w:rPr>
         <w:t xml:space="preserve">История об Аврааме начинается в </w:t>
       </w:r>
-      <w:hyperlink r:id="rId17">
-        <w:r>
-          <w:rPr>
-            <w:lang w:val="ru_RU" w:bidi="ru_RU"/>
-          </w:rPr>
-          <w:rPr>
-            <w:color w:val="0000EE"/>
-            <w:u w:val="single"/>
-          </w:rPr>
-          <w:t>Книге Бытие 11</w:t>
-        </w:r>
-      </w:hyperlink>
+      <w:r>
+        <w:rPr>
+          <w:lang w:val="ru_RU" w:bidi="ru_RU"/>
+        </w:rPr>
+        <w:t>Книге Бытие 11</w:t>
+      </w:r>
       <w:r>
         <w:rPr>
           <w:lang w:val="ru_RU" w:bidi="ru_RU"/>
         </w:rPr>
         <w:t>, где записаны имена предков и родственников Авраама (</w:t>
       </w:r>
-      <w:hyperlink r:id="rId18">
-        <w:r>
-          <w:rPr>
-            <w:lang w:val="ru_RU" w:bidi="ru_RU"/>
-          </w:rPr>
-          <w:rPr>
-            <w:color w:val="0000EE"/>
-            <w:u w:val="single"/>
-          </w:rPr>
-          <w:t>Быт. 11:26–32</w:t>
-        </w:r>
-      </w:hyperlink>
+      <w:r>
+        <w:rPr>
+          <w:lang w:val="ru_RU" w:bidi="ru_RU"/>
+        </w:rPr>
+        <w:t>Быт. 11:26–32</w:t>
+      </w:r>
       <w:r>
         <w:rPr>
           <w:lang w:val="ru_RU" w:bidi="ru_RU"/>
         </w:rPr>
         <w:t xml:space="preserve">). Имя Фарры, отца Авраама, происходит от имени лунного божества, которому поклонялись в Уре. У Фарры было три сына — Аврам, Нахор и Аран. Аран, отец Лота, умер ещё до того, как семья покинула Ур. Фарра взял Лота, Аврама и его жену Сару, и отправился с ними в Ханаан, однако они осели в Харране (ст. </w:t>
       </w:r>
-      <w:hyperlink r:id="rId19">
-        <w:r>
-          <w:rPr>
-            <w:lang w:val="ru_RU" w:bidi="ru_RU"/>
-          </w:rPr>
-          <w:rPr>
-            <w:color w:val="0000EE"/>
-            <w:u w:val="single"/>
-          </w:rPr>
-          <w:t>31</w:t>
-        </w:r>
-      </w:hyperlink>
+      <w:r>
+        <w:rPr>
+          <w:lang w:val="ru_RU" w:bidi="ru_RU"/>
+        </w:rPr>
+        <w:t>31</w:t>
+      </w:r>
       <w:r>
         <w:rPr>
           <w:lang w:val="ru_RU" w:bidi="ru_RU"/>
         </w:rPr>
         <w:t xml:space="preserve">). Согласно </w:t>
       </w:r>
-      <w:hyperlink r:id="rId20">
-        <w:r>
-          <w:rPr>
-            <w:lang w:val="ru_RU" w:bidi="ru_RU"/>
-          </w:rPr>
-          <w:rPr>
-            <w:color w:val="0000EE"/>
-            <w:u w:val="single"/>
-          </w:rPr>
-          <w:t>Книге Деяния 7:2–4</w:t>
-        </w:r>
-      </w:hyperlink>
+      <w:r>
+        <w:rPr>
+          <w:lang w:val="ru_RU" w:bidi="ru_RU"/>
+        </w:rPr>
+        <w:t>Книге Деяния 7:2–4</w:t>
+      </w:r>
       <w:r>
         <w:rPr>
           <w:lang w:val="ru_RU" w:bidi="ru_RU"/>
@@ -478,18 +430,12 @@
         </w:rPr>
         <w:t xml:space="preserve">В </w:t>
       </w:r>
-      <w:hyperlink r:id="rId14">
-        <w:r>
-          <w:rPr>
-            <w:lang w:val="ru_RU" w:bidi="ru_RU"/>
-          </w:rPr>
-          <w:rPr>
-            <w:color w:val="0000EE"/>
-            <w:u w:val="single"/>
-          </w:rPr>
-          <w:t>Книге Бытие 11:30</w:t>
-        </w:r>
-      </w:hyperlink>
+      <w:r>
+        <w:rPr>
+          <w:lang w:val="ru_RU" w:bidi="ru_RU"/>
+        </w:rPr>
+        <w:t>Книге Бытие 11:30</w:t>
+      </w:r>
       <w:r>
         <w:rPr>
           <w:lang w:val="ru_RU" w:bidi="ru_RU"/>
@@ -582,54 +528,36 @@
         </w:rPr>
         <w:t>, в котором Бог обещал сделать Аврама родоначальником нового народа в этой новой земле (</w:t>
       </w:r>
-      <w:hyperlink r:id="rId21">
-        <w:r>
-          <w:rPr>
-            <w:lang w:val="ru_RU" w:bidi="ru_RU"/>
-          </w:rPr>
-          <w:rPr>
-            <w:color w:val="0000EE"/>
-            <w:u w:val="single"/>
-          </w:rPr>
-          <w:t>Быт.12:1–3</w:t>
-        </w:r>
-      </w:hyperlink>
+      <w:r>
+        <w:rPr>
+          <w:lang w:val="ru_RU" w:bidi="ru_RU"/>
+        </w:rPr>
+        <w:t>Быт.12:1–3</w:t>
+      </w:r>
       <w:r>
         <w:rPr>
           <w:lang w:val="ru_RU" w:bidi="ru_RU"/>
         </w:rPr>
         <w:t>). Аврам, доверяя Божьему обещанию, оставил Харран в возрасте 75 лет. Придя в Ханаан, Аврам сначала отправился в Сихем, значимый хананейский столичный город, расположенный между горами Гаризим и Гевал. Возле дубравы Море, хананейского святилища, Бог явился Авраму (</w:t>
       </w:r>
-      <w:hyperlink r:id="rId22">
-        <w:r>
-          <w:rPr>
-            <w:lang w:val="ru_RU" w:bidi="ru_RU"/>
-          </w:rPr>
-          <w:rPr>
-            <w:color w:val="0000EE"/>
-            <w:u w:val="single"/>
-          </w:rPr>
-          <w:t>12:7</w:t>
-        </w:r>
-      </w:hyperlink>
+      <w:r>
+        <w:rPr>
+          <w:lang w:val="ru_RU" w:bidi="ru_RU"/>
+        </w:rPr>
+        <w:t>12:7</w:t>
+      </w:r>
       <w:r>
         <w:rPr>
           <w:lang w:val="ru_RU" w:bidi="ru_RU"/>
         </w:rPr>
         <w:t>). Аврам построил в Сихеме жертвенник, а затем перебрался в окрестности Вефиля и снова построил жертвенник Господу (</w:t>
       </w:r>
-      <w:hyperlink r:id="rId23">
-        <w:r>
-          <w:rPr>
-            <w:lang w:val="ru_RU" w:bidi="ru_RU"/>
-          </w:rPr>
-          <w:rPr>
-            <w:color w:val="0000EE"/>
-            <w:u w:val="single"/>
-          </w:rPr>
-          <w:t>12:8</w:t>
-        </w:r>
-      </w:hyperlink>
+      <w:r>
+        <w:rPr>
+          <w:lang w:val="ru_RU" w:bidi="ru_RU"/>
+        </w:rPr>
+        <w:t>12:8</w:t>
+      </w:r>
       <w:r>
         <w:rPr>
           <w:lang w:val="ru_RU" w:bidi="ru_RU"/>
@@ -684,36 +612,24 @@
         </w:rPr>
         <w:t>. Скорее, Аврам провозгласил хананеям реальность Бога, прямо в центрах их языческого поклонения. Позже Аврам переселился в Хеврон, к дубравам Мамре, где снова построил жертвенник для поклонения Богу. Ещё одно благословение, данное в видении (</w:t>
       </w:r>
-      <w:hyperlink r:id="rId24">
-        <w:r>
-          <w:rPr>
-            <w:lang w:val="ru_RU" w:bidi="ru_RU"/>
-          </w:rPr>
-          <w:rPr>
-            <w:color w:val="0000EE"/>
-            <w:u w:val="single"/>
-          </w:rPr>
-          <w:t>15:1</w:t>
-        </w:r>
-      </w:hyperlink>
+      <w:r>
+        <w:rPr>
+          <w:lang w:val="ru_RU" w:bidi="ru_RU"/>
+        </w:rPr>
+        <w:t>15:1</w:t>
+      </w:r>
       <w:r>
         <w:rPr>
           <w:lang w:val="ru_RU" w:bidi="ru_RU"/>
         </w:rPr>
         <w:t>), заставило Аврама воскликнуть, что он всё ещё бездетен и что его наследником станет Елиезер из Дамаска (</w:t>
       </w:r>
-      <w:hyperlink r:id="rId25">
-        <w:r>
-          <w:rPr>
-            <w:lang w:val="ru_RU" w:bidi="ru_RU"/>
-          </w:rPr>
-          <w:rPr>
-            <w:color w:val="0000EE"/>
-            <w:u w:val="single"/>
-          </w:rPr>
-          <w:t>15:2</w:t>
-        </w:r>
-      </w:hyperlink>
+      <w:r>
+        <w:rPr>
+          <w:lang w:val="ru_RU" w:bidi="ru_RU"/>
+        </w:rPr>
+        <w:t>15:2</w:t>
+      </w:r>
       <w:r>
         <w:rPr>
           <w:lang w:val="ru_RU" w:bidi="ru_RU"/>
@@ -744,18 +660,12 @@
         </w:rPr>
         <w:t xml:space="preserve"> (</w:t>
       </w:r>
-      <w:hyperlink r:id="rId26">
-        <w:r>
-          <w:rPr>
-            <w:lang w:val="ru_RU" w:bidi="ru_RU"/>
-          </w:rPr>
-          <w:rPr>
-            <w:color w:val="0000EE"/>
-            <w:u w:val="single"/>
-          </w:rPr>
-          <w:t>Быт. 15:4</w:t>
-        </w:r>
-      </w:hyperlink>
+      <w:r>
+        <w:rPr>
+          <w:lang w:val="ru_RU" w:bidi="ru_RU"/>
+        </w:rPr>
+        <w:t>Быт. 15:4</w:t>
+      </w:r>
       <w:r>
         <w:rPr>
           <w:lang w:val="ru_RU" w:bidi="ru_RU"/>
@@ -776,72 +686,48 @@
         </w:rPr>
         <w:t>Авраму было 86 лет, когда родился Измаил. Когда Авраму было 99, Господь снова явился престарелому патриарху и подтвердил Своё обещание о сыне и благословения (</w:t>
       </w:r>
-      <w:hyperlink r:id="rId27">
-        <w:r>
-          <w:rPr>
-            <w:lang w:val="ru_RU" w:bidi="ru_RU"/>
-          </w:rPr>
-          <w:rPr>
-            <w:color w:val="0000EE"/>
-            <w:u w:val="single"/>
-          </w:rPr>
-          <w:t>Быт. 17</w:t>
-        </w:r>
-      </w:hyperlink>
+      <w:r>
+        <w:rPr>
+          <w:lang w:val="ru_RU" w:bidi="ru_RU"/>
+        </w:rPr>
+        <w:t>Быт. 17</w:t>
+      </w:r>
       <w:r>
         <w:rPr>
           <w:lang w:val="ru_RU" w:bidi="ru_RU"/>
         </w:rPr>
         <w:t>). Как печать заветных отношений было добавлено обрезание (</w:t>
       </w:r>
-      <w:hyperlink r:id="rId28">
-        <w:r>
-          <w:rPr>
-            <w:lang w:val="ru_RU" w:bidi="ru_RU"/>
-          </w:rPr>
-          <w:rPr>
-            <w:color w:val="0000EE"/>
-            <w:u w:val="single"/>
-          </w:rPr>
-          <w:t>17:9–14</w:t>
-        </w:r>
-      </w:hyperlink>
+      <w:r>
+        <w:rPr>
+          <w:lang w:val="ru_RU" w:bidi="ru_RU"/>
+        </w:rPr>
+        <w:t>17:9–14</w:t>
+      </w:r>
       <w:r>
         <w:rPr>
           <w:lang w:val="ru_RU" w:bidi="ru_RU"/>
         </w:rPr>
         <w:t>), и в этот момент имена Аврама и Сары были изменены на Авраам и Сарра (</w:t>
       </w:r>
-      <w:hyperlink r:id="rId13">
-        <w:r>
-          <w:rPr>
-            <w:lang w:val="ru_RU" w:bidi="ru_RU"/>
-          </w:rPr>
-          <w:rPr>
-            <w:color w:val="0000EE"/>
-            <w:u w:val="single"/>
-          </w:rPr>
-          <w:t>17:5</w:t>
-        </w:r>
-      </w:hyperlink>
+      <w:r>
+        <w:rPr>
+          <w:lang w:val="ru_RU" w:bidi="ru_RU"/>
+        </w:rPr>
+        <w:t>17:5</w:t>
+      </w:r>
       <w:r>
         <w:rPr>
           <w:lang w:val="ru_RU" w:bidi="ru_RU"/>
         </w:rPr>
         <w:t>,</w:t>
       </w:r>
-      <w:hyperlink r:id="rId29">
-        <w:r>
-          <w:rPr>
-            <w:lang w:val="ru_RU" w:bidi="ru_RU"/>
-          </w:rPr>
-          <w:rPr>
-            <w:color w:val="0000EE"/>
-            <w:u w:val="single"/>
-          </w:rPr>
-          <w:t>15</w:t>
-        </w:r>
-      </w:hyperlink>
+      <w:r>
+        <w:rPr>
+          <w:lang w:val="ru_RU" w:bidi="ru_RU"/>
+        </w:rPr>
+        <w:t>15</w:t>
+      </w:r>
       <w:r>
         <w:rPr>
           <w:lang w:val="ru_RU" w:bidi="ru_RU"/>
@@ -872,18 +758,12 @@
         </w:rPr>
         <w:t xml:space="preserve"> (</w:t>
       </w:r>
-      <w:hyperlink r:id="rId16">
-        <w:r>
-          <w:rPr>
-            <w:lang w:val="ru_RU" w:bidi="ru_RU"/>
-          </w:rPr>
-          <w:rPr>
-            <w:color w:val="0000EE"/>
-            <w:u w:val="single"/>
-          </w:rPr>
-          <w:t>Быт.17:17</w:t>
-        </w:r>
-      </w:hyperlink>
+      <w:r>
+        <w:rPr>
+          <w:lang w:val="ru_RU" w:bidi="ru_RU"/>
+        </w:rPr>
+        <w:t>Быт.17:17</w:t>
+      </w:r>
       <w:r>
         <w:rPr>
           <w:lang w:val="ru_RU" w:bidi="ru_RU"/>
@@ -898,144 +778,96 @@
           <w:lang w:val="ru_RU" w:bidi="ru_RU"/>
         </w:rPr>
       </w:r>
-      <w:hyperlink r:id="rId30">
-        <w:r>
-          <w:rPr>
-            <w:lang w:val="ru_RU" w:bidi="ru_RU"/>
-          </w:rPr>
-          <w:rPr>
-            <w:color w:val="0000EE"/>
-            <w:u w:val="single"/>
-          </w:rPr>
-          <w:t>В Книге Бытие 18</w:t>
-        </w:r>
-      </w:hyperlink>
+      <w:r>
+        <w:rPr>
+          <w:lang w:val="ru_RU" w:bidi="ru_RU"/>
+        </w:rPr>
+        <w:t>В Книге Бытие 18</w:t>
+      </w:r>
       <w:r>
         <w:rPr>
           <w:lang w:val="ru_RU" w:bidi="ru_RU"/>
         </w:rPr>
         <w:t xml:space="preserve"> и </w:t>
       </w:r>
-      <w:hyperlink r:id="rId31">
-        <w:r>
-          <w:rPr>
-            <w:lang w:val="ru_RU" w:bidi="ru_RU"/>
-          </w:rPr>
-          <w:rPr>
-            <w:color w:val="0000EE"/>
-            <w:u w:val="single"/>
-          </w:rPr>
-          <w:t>19</w:t>
-        </w:r>
-      </w:hyperlink>
+      <w:r>
+        <w:rPr>
+          <w:lang w:val="ru_RU" w:bidi="ru_RU"/>
+        </w:rPr>
+        <w:t>19</w:t>
+      </w:r>
       <w:r>
         <w:rPr>
           <w:lang w:val="ru_RU" w:bidi="ru_RU"/>
         </w:rPr>
         <w:t xml:space="preserve"> рассказывается о полном уничтожении двух городов в долине реки Иордан — Содома и Гоморры. Глава </w:t>
       </w:r>
-      <w:hyperlink r:id="rId30">
-        <w:r>
-          <w:rPr>
-            <w:lang w:val="ru_RU" w:bidi="ru_RU"/>
-          </w:rPr>
-          <w:rPr>
-            <w:color w:val="0000EE"/>
-            <w:u w:val="single"/>
-          </w:rPr>
-          <w:t>18</w:t>
-        </w:r>
-      </w:hyperlink>
+      <w:r>
+        <w:rPr>
+          <w:lang w:val="ru_RU" w:bidi="ru_RU"/>
+        </w:rPr>
+        <w:t>18</w:t>
+      </w:r>
       <w:r>
         <w:rPr>
           <w:lang w:val="ru_RU" w:bidi="ru_RU"/>
         </w:rPr>
         <w:t xml:space="preserve"> начинается с рассказа о трёх людях, которые искали убежище от дневного зноя. Авраам предложил гостям еды и воды. Оказалось, что эти гости — не простые путники, а Ангел Господа и с ним ещё два ангела (</w:t>
       </w:r>
-      <w:hyperlink r:id="rId32">
-        <w:r>
-          <w:rPr>
-            <w:lang w:val="ru_RU" w:bidi="ru_RU"/>
-          </w:rPr>
-          <w:rPr>
-            <w:color w:val="0000EE"/>
-            <w:u w:val="single"/>
-          </w:rPr>
-          <w:t>18:1–2</w:t>
-        </w:r>
-      </w:hyperlink>
+      <w:r>
+        <w:rPr>
+          <w:lang w:val="ru_RU" w:bidi="ru_RU"/>
+        </w:rPr>
+        <w:t>18:1–2</w:t>
+      </w:r>
       <w:r>
         <w:rPr>
           <w:lang w:val="ru_RU" w:bidi="ru_RU"/>
         </w:rPr>
         <w:t xml:space="preserve">; </w:t>
       </w:r>
-      <w:hyperlink r:id="rId33">
-        <w:r>
-          <w:rPr>
-            <w:lang w:val="ru_RU" w:bidi="ru_RU"/>
-          </w:rPr>
-          <w:rPr>
-            <w:color w:val="0000EE"/>
-            <w:u w:val="single"/>
-          </w:rPr>
-          <w:t>19:1</w:t>
-        </w:r>
-      </w:hyperlink>
+      <w:r>
+        <w:rPr>
+          <w:lang w:val="ru_RU" w:bidi="ru_RU"/>
+        </w:rPr>
+        <w:t>19:1</w:t>
+      </w:r>
       <w:r>
         <w:rPr>
           <w:lang w:val="ru_RU" w:bidi="ru_RU"/>
         </w:rPr>
         <w:t>). Есть основания полагать, что Ангелом Господним был Сам Господь (</w:t>
       </w:r>
-      <w:hyperlink r:id="rId34">
-        <w:r>
-          <w:rPr>
-            <w:lang w:val="ru_RU" w:bidi="ru_RU"/>
-          </w:rPr>
-          <w:rPr>
-            <w:color w:val="0000EE"/>
-            <w:u w:val="single"/>
-          </w:rPr>
-          <w:t>18:17</w:t>
-        </w:r>
-      </w:hyperlink>
+      <w:r>
+        <w:rPr>
+          <w:lang w:val="ru_RU" w:bidi="ru_RU"/>
+        </w:rPr>
+        <w:t>18:17</w:t>
+      </w:r>
       <w:r>
         <w:rPr>
           <w:lang w:val="ru_RU" w:bidi="ru_RU"/>
         </w:rPr>
         <w:t>,</w:t>
       </w:r>
-      <w:hyperlink r:id="rId35">
-        <w:r>
-          <w:rPr>
-            <w:lang w:val="ru_RU" w:bidi="ru_RU"/>
-          </w:rPr>
-          <w:rPr>
-            <w:color w:val="0000EE"/>
-            <w:u w:val="single"/>
-          </w:rPr>
-          <w:t>33</w:t>
-        </w:r>
-      </w:hyperlink>
+      <w:r>
+        <w:rPr>
+          <w:lang w:val="ru_RU" w:bidi="ru_RU"/>
+        </w:rPr>
+        <w:t>33</w:t>
+      </w:r>
       <w:r>
         <w:rPr>
           <w:lang w:val="ru_RU" w:bidi="ru_RU"/>
         </w:rPr>
         <w:t>). Упоминание об обещанном сыне вызвало у Сарры недоверчивый смех, хотя затем она отрицала, что рассмеялась (</w:t>
       </w:r>
-      <w:hyperlink r:id="rId36">
-        <w:r>
-          <w:rPr>
-            <w:lang w:val="ru_RU" w:bidi="ru_RU"/>
-          </w:rPr>
-          <w:rPr>
-            <w:color w:val="0000EE"/>
-            <w:u w:val="single"/>
-          </w:rPr>
-          <w:t>18:12–15</w:t>
-        </w:r>
-      </w:hyperlink>
+      <w:r>
+        <w:rPr>
+          <w:lang w:val="ru_RU" w:bidi="ru_RU"/>
+        </w:rPr>
+        <w:t>18:12–15</w:t>
+      </w:r>
       <w:r>
         <w:rPr>
           <w:lang w:val="ru_RU" w:bidi="ru_RU"/>
@@ -1050,36 +882,24 @@
           <w:lang w:val="ru_RU" w:bidi="ru_RU"/>
         </w:rPr>
       </w:r>
-      <w:hyperlink r:id="rId37">
-        <w:r>
-          <w:rPr>
-            <w:lang w:val="ru_RU" w:bidi="ru_RU"/>
-          </w:rPr>
-          <w:rPr>
-            <w:color w:val="0000EE"/>
-            <w:u w:val="single"/>
-          </w:rPr>
-          <w:t>Главы 21</w:t>
-        </w:r>
-      </w:hyperlink>
+      <w:r>
+        <w:rPr>
+          <w:lang w:val="ru_RU" w:bidi="ru_RU"/>
+        </w:rPr>
+        <w:t>Главы 21</w:t>
+      </w:r>
       <w:r>
         <w:rPr>
           <w:lang w:val="ru_RU" w:bidi="ru_RU"/>
         </w:rPr>
         <w:t xml:space="preserve"> и </w:t>
       </w:r>
-      <w:hyperlink r:id="rId38">
-        <w:r>
-          <w:rPr>
-            <w:lang w:val="ru_RU" w:bidi="ru_RU"/>
-          </w:rPr>
-          <w:rPr>
-            <w:color w:val="0000EE"/>
-            <w:u w:val="single"/>
-          </w:rPr>
-          <w:t>23 Книги Бытие</w:t>
-        </w:r>
-      </w:hyperlink>
+      <w:r>
+        <w:rPr>
+          <w:lang w:val="ru_RU" w:bidi="ru_RU"/>
+        </w:rPr>
+        <w:t>23 Книги Бытие</w:t>
+      </w:r>
       <w:r>
         <w:rPr>
           <w:lang w:val="ru_RU" w:bidi="ru_RU"/>
@@ -1110,18 +930,12 @@
         </w:rPr>
         <w:t xml:space="preserve"> (</w:t>
       </w:r>
-      <w:hyperlink r:id="rId39">
-        <w:r>
-          <w:rPr>
-            <w:lang w:val="ru_RU" w:bidi="ru_RU"/>
-          </w:rPr>
-          <w:rPr>
-            <w:color w:val="0000EE"/>
-            <w:u w:val="single"/>
-          </w:rPr>
-          <w:t>Быт.21:1</w:t>
-        </w:r>
-      </w:hyperlink>
+      <w:r>
+        <w:rPr>
+          <w:lang w:val="ru_RU" w:bidi="ru_RU"/>
+        </w:rPr>
+        <w:t>Быт.21:1</w:t>
+      </w:r>
       <w:r>
         <w:rPr>
           <w:lang w:val="ru_RU" w:bidi="ru_RU"/>
@@ -1200,18 +1014,12 @@
         </w:rPr>
         <w:t xml:space="preserve"> (</w:t>
       </w:r>
-      <w:hyperlink r:id="rId40">
-        <w:r>
-          <w:rPr>
-            <w:lang w:val="ru_RU" w:bidi="ru_RU"/>
-          </w:rPr>
-          <w:rPr>
-            <w:color w:val="0000EE"/>
-            <w:u w:val="single"/>
-          </w:rPr>
-          <w:t>Быт.21:6</w:t>
-        </w:r>
-      </w:hyperlink>
+      <w:r>
+        <w:rPr>
+          <w:lang w:val="ru_RU" w:bidi="ru_RU"/>
+        </w:rPr>
+        <w:t>Быт.21:6</w:t>
+      </w:r>
       <w:r>
         <w:rPr>
           <w:lang w:val="ru_RU" w:bidi="ru_RU"/>
@@ -1232,18 +1040,12 @@
         </w:rPr>
         <w:t xml:space="preserve">Смех по поводу рождения Исаака полностью утих во время испытания веры Авраама, описанного в главе </w:t>
       </w:r>
-      <w:hyperlink r:id="rId41">
-        <w:r>
-          <w:rPr>
-            <w:lang w:val="ru_RU" w:bidi="ru_RU"/>
-          </w:rPr>
-          <w:rPr>
-            <w:color w:val="0000EE"/>
-            <w:u w:val="single"/>
-          </w:rPr>
-          <w:t>22</w:t>
-        </w:r>
-      </w:hyperlink>
+      <w:r>
+        <w:rPr>
+          <w:lang w:val="ru_RU" w:bidi="ru_RU"/>
+        </w:rPr>
+        <w:t>22</w:t>
+      </w:r>
       <w:r>
         <w:rPr>
           <w:lang w:val="ru_RU" w:bidi="ru_RU"/>
@@ -1274,18 +1076,12 @@
         </w:rPr>
         <w:t xml:space="preserve"> (</w:t>
       </w:r>
-      <w:hyperlink r:id="rId42">
-        <w:r>
-          <w:rPr>
-            <w:lang w:val="ru_RU" w:bidi="ru_RU"/>
-          </w:rPr>
-          <w:rPr>
-            <w:color w:val="0000EE"/>
-            <w:u w:val="single"/>
-          </w:rPr>
-          <w:t>22:11</w:t>
-        </w:r>
-      </w:hyperlink>
+      <w:r>
+        <w:rPr>
+          <w:lang w:val="ru_RU" w:bidi="ru_RU"/>
+        </w:rPr>
+        <w:t>22:11</w:t>
+      </w:r>
       <w:r>
         <w:rPr>
           <w:lang w:val="ru_RU" w:bidi="ru_RU"/>
@@ -1316,18 +1112,12 @@
         </w:rPr>
         <w:t xml:space="preserve"> (</w:t>
       </w:r>
-      <w:hyperlink r:id="rId43">
-        <w:r>
-          <w:rPr>
-            <w:lang w:val="ru_RU" w:bidi="ru_RU"/>
-          </w:rPr>
-          <w:rPr>
-            <w:color w:val="0000EE"/>
-            <w:u w:val="single"/>
-          </w:rPr>
-          <w:t>Быт.22:12</w:t>
-        </w:r>
-      </w:hyperlink>
+      <w:r>
+        <w:rPr>
+          <w:lang w:val="ru_RU" w:bidi="ru_RU"/>
+        </w:rPr>
+        <w:t>Быт.22:12</w:t>
+      </w:r>
       <w:r>
         <w:rPr>
           <w:lang w:val="ru_RU" w:bidi="ru_RU"/>
@@ -1670,36 +1460,24 @@
         </w:rPr>
         <w:t xml:space="preserve"> (</w:t>
       </w:r>
-      <w:hyperlink r:id="rId44">
-        <w:r>
-          <w:rPr>
-            <w:lang w:val="ru_RU" w:bidi="ru_RU"/>
-          </w:rPr>
-          <w:rPr>
-            <w:color w:val="0000EE"/>
-            <w:u w:val="single"/>
-          </w:rPr>
-          <w:t>1:1–2</w:t>
-        </w:r>
-      </w:hyperlink>
+      <w:r>
+        <w:rPr>
+          <w:lang w:val="ru_RU" w:bidi="ru_RU"/>
+        </w:rPr>
+        <w:t>1:1–2</w:t>
+      </w:r>
       <w:r>
         <w:rPr>
           <w:lang w:val="ru_RU" w:bidi="ru_RU"/>
         </w:rPr>
         <w:t>), и в биографическом отрывке (</w:t>
       </w:r>
-      <w:hyperlink r:id="rId45">
-        <w:r>
-          <w:rPr>
-            <w:lang w:val="ru_RU" w:bidi="ru_RU"/>
-          </w:rPr>
-          <w:rPr>
-            <w:color w:val="0000EE"/>
-            <w:u w:val="single"/>
-          </w:rPr>
-          <w:t>7:10–14</w:t>
-        </w:r>
-      </w:hyperlink>
+      <w:r>
+        <w:rPr>
+          <w:lang w:val="ru_RU" w:bidi="ru_RU"/>
+        </w:rPr>
+        <w:t>7:10–14</w:t>
+      </w:r>
       <w:r>
         <w:rPr>
           <w:lang w:val="ru_RU" w:bidi="ru_RU"/>
@@ -1746,54 +1524,36 @@
         </w:rPr>
         <w:t xml:space="preserve"> (</w:t>
       </w:r>
-      <w:hyperlink r:id="rId46">
-        <w:r>
-          <w:rPr>
-            <w:lang w:val="ru_RU" w:bidi="ru_RU"/>
-          </w:rPr>
-          <w:rPr>
-            <w:color w:val="0000EE"/>
-            <w:u w:val="single"/>
-          </w:rPr>
-          <w:t>7:1–9</w:t>
-        </w:r>
-      </w:hyperlink>
+      <w:r>
+        <w:rPr>
+          <w:lang w:val="ru_RU" w:bidi="ru_RU"/>
+        </w:rPr>
+        <w:t>7:1–9</w:t>
+      </w:r>
       <w:r>
         <w:rPr>
           <w:lang w:val="ru_RU" w:bidi="ru_RU"/>
         </w:rPr>
         <w:t xml:space="preserve">; </w:t>
       </w:r>
-      <w:hyperlink r:id="rId47">
-        <w:r>
-          <w:rPr>
-            <w:lang w:val="ru_RU" w:bidi="ru_RU"/>
-          </w:rPr>
-          <w:rPr>
-            <w:color w:val="0000EE"/>
-            <w:u w:val="single"/>
-          </w:rPr>
-          <w:t>8:1–3</w:t>
-        </w:r>
-      </w:hyperlink>
+      <w:r>
+        <w:rPr>
+          <w:lang w:val="ru_RU" w:bidi="ru_RU"/>
+        </w:rPr>
+        <w:t>8:1–3</w:t>
+      </w:r>
       <w:r>
         <w:rPr>
           <w:lang w:val="ru_RU" w:bidi="ru_RU"/>
         </w:rPr>
         <w:t xml:space="preserve">; </w:t>
       </w:r>
-      <w:hyperlink r:id="rId48">
-        <w:r>
-          <w:rPr>
-            <w:lang w:val="ru_RU" w:bidi="ru_RU"/>
-          </w:rPr>
-          <w:rPr>
-            <w:color w:val="0000EE"/>
-            <w:u w:val="single"/>
-          </w:rPr>
-          <w:t>9:1–4</w:t>
-        </w:r>
-      </w:hyperlink>
+      <w:r>
+        <w:rPr>
+          <w:lang w:val="ru_RU" w:bidi="ru_RU"/>
+        </w:rPr>
+        <w:t>9:1–4</w:t>
+      </w:r>
       <w:r>
         <w:rPr>
           <w:lang w:val="ru_RU" w:bidi="ru_RU"/>
@@ -1812,18 +1572,12 @@
         </w:rPr>
         <w:t xml:space="preserve"> (гл. </w:t>
       </w:r>
-      <w:hyperlink r:id="rId49">
-        <w:r>
-          <w:rPr>
-            <w:lang w:val="ru_RU" w:bidi="ru_RU"/>
-          </w:rPr>
-          <w:rPr>
-            <w:color w:val="0000EE"/>
-            <w:u w:val="single"/>
-          </w:rPr>
-          <w:t>1–6</w:t>
-        </w:r>
-      </w:hyperlink>
+      <w:r>
+        <w:rPr>
+          <w:lang w:val="ru_RU" w:bidi="ru_RU"/>
+        </w:rPr>
+        <w:t>1–6</w:t>
+      </w:r>
       <w:r>
         <w:rPr>
           <w:lang w:val="ru_RU" w:bidi="ru_RU"/>
@@ -1842,18 +1596,12 @@
         </w:rPr>
         <w:t xml:space="preserve"> (</w:t>
       </w:r>
-      <w:hyperlink r:id="rId50">
-        <w:r>
-          <w:rPr>
-            <w:lang w:val="ru_RU" w:bidi="ru_RU"/>
-          </w:rPr>
-          <w:rPr>
-            <w:color w:val="0000EE"/>
-            <w:u w:val="single"/>
-          </w:rPr>
-          <w:t>7:1–3</w:t>
-        </w:r>
-      </w:hyperlink>
+      <w:r>
+        <w:rPr>
+          <w:lang w:val="ru_RU" w:bidi="ru_RU"/>
+        </w:rPr>
+        <w:t>7:1–3</w:t>
+      </w:r>
       <w:r>
         <w:rPr>
           <w:lang w:val="ru_RU" w:bidi="ru_RU"/>
@@ -1872,18 +1620,12 @@
         </w:rPr>
         <w:t>(</w:t>
       </w:r>
-      <w:hyperlink r:id="rId51">
-        <w:r>
-          <w:rPr>
-            <w:lang w:val="ru_RU" w:bidi="ru_RU"/>
-          </w:rPr>
-          <w:rPr>
-            <w:color w:val="0000EE"/>
-            <w:u w:val="single"/>
-          </w:rPr>
-          <w:t>5:1–7</w:t>
-        </w:r>
-      </w:hyperlink>
+      <w:r>
+        <w:rPr>
+          <w:lang w:val="ru_RU" w:bidi="ru_RU"/>
+        </w:rPr>
+        <w:t>5:1–7</w:t>
+      </w:r>
       <w:r>
         <w:rPr>
           <w:lang w:val="ru_RU" w:bidi="ru_RU"/>
@@ -1921,54 +1663,36 @@
         </w:rPr>
         <w:t>Согласно прологу, Амос пророчествовал во времена правления Озии, царя Иудеи, и Иеровоама II, царя Израиля (</w:t>
       </w:r>
-      <w:hyperlink r:id="rId52">
-        <w:r>
-          <w:rPr>
-            <w:lang w:val="ru_RU" w:bidi="ru_RU"/>
-          </w:rPr>
-          <w:rPr>
-            <w:color w:val="0000EE"/>
-            <w:u w:val="single"/>
-          </w:rPr>
-          <w:t>1:1</w:t>
-        </w:r>
-      </w:hyperlink>
+      <w:r>
+        <w:rPr>
+          <w:lang w:val="ru_RU" w:bidi="ru_RU"/>
+        </w:rPr>
+        <w:t>1:1</w:t>
+      </w:r>
       <w:r>
         <w:rPr>
           <w:lang w:val="ru_RU" w:bidi="ru_RU"/>
         </w:rPr>
         <w:t>), то есть между 792 и 740 годами до н.э. Содержание его пророчеств соответствует тому, что известно о ситуации в Израиле в тот период. Трудно сказать, когда началось и когда закончилось служение Амоса в качестве пророка. Он получил первое описанное им видение «за два года перед землетрясением» (</w:t>
       </w:r>
-      <w:hyperlink r:id="rId52">
-        <w:r>
-          <w:rPr>
-            <w:lang w:val="ru_RU" w:bidi="ru_RU"/>
-          </w:rPr>
-          <w:rPr>
-            <w:color w:val="0000EE"/>
-            <w:u w:val="single"/>
-          </w:rPr>
-          <w:t>1:1</w:t>
-        </w:r>
-      </w:hyperlink>
+      <w:r>
+        <w:rPr>
+          <w:lang w:val="ru_RU" w:bidi="ru_RU"/>
+        </w:rPr>
+        <w:t>1:1</w:t>
+      </w:r>
       <w:r>
         <w:rPr>
           <w:lang w:val="ru_RU" w:bidi="ru_RU"/>
         </w:rPr>
         <w:t xml:space="preserve">), а в Книге пророка </w:t>
       </w:r>
-      <w:hyperlink r:id="rId53">
-        <w:r>
-          <w:rPr>
-            <w:lang w:val="ru_RU" w:bidi="ru_RU"/>
-          </w:rPr>
-          <w:rPr>
-            <w:color w:val="0000EE"/>
-            <w:u w:val="single"/>
-          </w:rPr>
-          <w:t>Захарии 14:5</w:t>
-        </w:r>
-      </w:hyperlink>
+      <w:r>
+        <w:rPr>
+          <w:lang w:val="ru_RU" w:bidi="ru_RU"/>
+        </w:rPr>
+        <w:t>Захарии 14:5</w:t>
+      </w:r>
       <w:r>
         <w:rPr>
           <w:lang w:val="ru_RU" w:bidi="ru_RU"/>
@@ -1993,54 +1717,36 @@
         </w:rPr>
         <w:t>относится ко времени правления иудейского царя Озии. Археологические раскопки в Асоре подтвердили, что землетрясение действительно было, и случилось оно приблизительно в 760 г. до н.э. Помимо этого в Книге пророка Амоса содержится пророчество о солнечном затмении (</w:t>
       </w:r>
-      <w:hyperlink r:id="rId54">
-        <w:r>
-          <w:rPr>
-            <w:lang w:val="ru_RU" w:bidi="ru_RU"/>
-          </w:rPr>
-          <w:rPr>
-            <w:color w:val="0000EE"/>
-            <w:u w:val="single"/>
-          </w:rPr>
-          <w:t>8:9</w:t>
-        </w:r>
-      </w:hyperlink>
+      <w:r>
+        <w:rPr>
+          <w:lang w:val="ru_RU" w:bidi="ru_RU"/>
+        </w:rPr>
+        <w:t>8:9</w:t>
+      </w:r>
       <w:r>
         <w:rPr>
           <w:lang w:val="ru_RU" w:bidi="ru_RU"/>
         </w:rPr>
         <w:t>); по современным расчётам это затмение произошло примерно в 763 г. до н.э. После того как царь Озия был поражён проказой, он жил в изоляции, при этом Иудеей правил его сын (</w:t>
       </w:r>
-      <w:hyperlink r:id="rId55">
-        <w:r>
-          <w:rPr>
-            <w:lang w:val="ru_RU" w:bidi="ru_RU"/>
-          </w:rPr>
-          <w:rPr>
-            <w:color w:val="0000EE"/>
-            <w:u w:val="single"/>
-          </w:rPr>
-          <w:t>2Пар.26:21</w:t>
-        </w:r>
-      </w:hyperlink>
+      <w:r>
+        <w:rPr>
+          <w:lang w:val="ru_RU" w:bidi="ru_RU"/>
+        </w:rPr>
+        <w:t>2Пар.26:21</w:t>
+      </w:r>
       <w:r>
         <w:rPr>
           <w:lang w:val="ru_RU" w:bidi="ru_RU"/>
         </w:rPr>
         <w:t>). Таким образом, тот факт, что Амос упоминает царя Озию (</w:t>
       </w:r>
-      <w:hyperlink r:id="rId52">
-        <w:r>
-          <w:rPr>
-            <w:lang w:val="ru_RU" w:bidi="ru_RU"/>
-          </w:rPr>
-          <w:rPr>
-            <w:color w:val="0000EE"/>
-            <w:u w:val="single"/>
-          </w:rPr>
-          <w:t>1:1</w:t>
-        </w:r>
-      </w:hyperlink>
+      <w:r>
+        <w:rPr>
+          <w:lang w:val="ru_RU" w:bidi="ru_RU"/>
+        </w:rPr>
+        <w:t>1:1</w:t>
+      </w:r>
       <w:r>
         <w:rPr>
           <w:lang w:val="ru_RU" w:bidi="ru_RU"/>
@@ -2091,18 +1797,12 @@
         </w:rPr>
         <w:t>(</w:t>
       </w:r>
-      <w:hyperlink r:id="rId56">
-        <w:r>
-          <w:rPr>
-            <w:lang w:val="ru_RU" w:bidi="ru_RU"/>
-          </w:rPr>
-          <w:rPr>
-            <w:color w:val="0000EE"/>
-            <w:u w:val="single"/>
-          </w:rPr>
-          <w:t>5:27</w:t>
-        </w:r>
-      </w:hyperlink>
+      <w:r>
+        <w:rPr>
+          <w:lang w:val="ru_RU" w:bidi="ru_RU"/>
+        </w:rPr>
+        <w:t>5:27</w:t>
+      </w:r>
       <w:r>
         <w:rPr>
           <w:lang w:val="ru_RU" w:bidi="ru_RU"/>
@@ -2135,18 +1835,12 @@
         </w:rPr>
         <w:t xml:space="preserve"> (</w:t>
       </w:r>
-      <w:hyperlink r:id="rId57">
-        <w:r>
-          <w:rPr>
-            <w:lang w:val="ru_RU" w:bidi="ru_RU"/>
-          </w:rPr>
-          <w:rPr>
-            <w:color w:val="0000EE"/>
-            <w:u w:val="single"/>
-          </w:rPr>
-          <w:t>7:15</w:t>
-        </w:r>
-      </w:hyperlink>
+      <w:r>
+        <w:rPr>
+          <w:lang w:val="ru_RU" w:bidi="ru_RU"/>
+        </w:rPr>
+        <w:t>7:15</w:t>
+      </w:r>
       <w:r>
         <w:rPr>
           <w:lang w:val="ru_RU" w:bidi="ru_RU"/>
@@ -2165,18 +1859,12 @@
         </w:rPr>
         <w:t xml:space="preserve"> (</w:t>
       </w:r>
-      <w:hyperlink r:id="rId58">
-        <w:r>
-          <w:rPr>
-            <w:lang w:val="ru_RU" w:bidi="ru_RU"/>
-          </w:rPr>
-          <w:rPr>
-            <w:color w:val="0000EE"/>
-            <w:u w:val="single"/>
-          </w:rPr>
-          <w:t>2:4–5</w:t>
-        </w:r>
-      </w:hyperlink>
+      <w:r>
+        <w:rPr>
+          <w:lang w:val="ru_RU" w:bidi="ru_RU"/>
+        </w:rPr>
+        <w:t>2:4–5</w:t>
+      </w:r>
       <w:r>
         <w:rPr>
           <w:lang w:val="ru_RU" w:bidi="ru_RU"/>
@@ -2195,36 +1883,24 @@
         </w:rPr>
         <w:t xml:space="preserve"> (</w:t>
       </w:r>
-      <w:hyperlink r:id="rId59">
-        <w:r>
-          <w:rPr>
-            <w:lang w:val="ru_RU" w:bidi="ru_RU"/>
-          </w:rPr>
-          <w:rPr>
-            <w:color w:val="0000EE"/>
-            <w:u w:val="single"/>
-          </w:rPr>
-          <w:t>4:1,11</w:t>
-        </w:r>
-      </w:hyperlink>
+      <w:r>
+        <w:rPr>
+          <w:lang w:val="ru_RU" w:bidi="ru_RU"/>
+        </w:rPr>
+        <w:t>4:1,11</w:t>
+      </w:r>
       <w:r>
         <w:rPr>
           <w:lang w:val="ru_RU" w:bidi="ru_RU"/>
         </w:rPr>
         <w:t xml:space="preserve">; </w:t>
       </w:r>
-      <w:hyperlink r:id="rId60">
-        <w:r>
-          <w:rPr>
-            <w:lang w:val="ru_RU" w:bidi="ru_RU"/>
-          </w:rPr>
-          <w:rPr>
-            <w:color w:val="0000EE"/>
-            <w:u w:val="single"/>
-          </w:rPr>
-          <w:t>6:1</w:t>
-        </w:r>
-      </w:hyperlink>
+      <w:r>
+        <w:rPr>
+          <w:lang w:val="ru_RU" w:bidi="ru_RU"/>
+        </w:rPr>
+        <w:t>6:1</w:t>
+      </w:r>
       <w:r>
         <w:rPr>
           <w:lang w:val="ru_RU" w:bidi="ru_RU"/>
@@ -2294,18 +1970,12 @@
         </w:rPr>
         <w:t>расширить границы своего Северного Царства (</w:t>
       </w:r>
-      <w:hyperlink r:id="rId61">
-        <w:r>
-          <w:rPr>
-            <w:lang w:val="ru_RU" w:bidi="ru_RU"/>
-          </w:rPr>
-          <w:rPr>
-            <w:color w:val="0000EE"/>
-            <w:u w:val="single"/>
-          </w:rPr>
-          <w:t>4Цар.13:25</w:t>
-        </w:r>
-      </w:hyperlink>
+      <w:r>
+        <w:rPr>
+          <w:lang w:val="ru_RU" w:bidi="ru_RU"/>
+        </w:rPr>
+        <w:t>4Цар.13:25</w:t>
+      </w:r>
       <w:r>
         <w:rPr>
           <w:lang w:val="ru_RU" w:bidi="ru_RU"/>
@@ -2400,18 +2070,12 @@
         </w:rPr>
         <w:t xml:space="preserve"> (</w:t>
       </w:r>
-      <w:hyperlink r:id="rId62">
-        <w:r>
-          <w:rPr>
-            <w:lang w:val="ru_RU" w:bidi="ru_RU"/>
-          </w:rPr>
-          <w:rPr>
-            <w:color w:val="0000EE"/>
-            <w:u w:val="single"/>
-          </w:rPr>
-          <w:t>6:4</w:t>
-        </w:r>
-      </w:hyperlink>
+      <w:r>
+        <w:rPr>
+          <w:lang w:val="ru_RU" w:bidi="ru_RU"/>
+        </w:rPr>
+        <w:t>6:4</w:t>
+      </w:r>
       <w:r>
         <w:rPr>
           <w:lang w:val="ru_RU" w:bidi="ru_RU"/>
@@ -2456,36 +2120,24 @@
         </w:rPr>
         <w:t>(</w:t>
       </w:r>
-      <w:hyperlink r:id="rId63">
-        <w:r>
-          <w:rPr>
-            <w:lang w:val="ru_RU" w:bidi="ru_RU"/>
-          </w:rPr>
-          <w:rPr>
-            <w:color w:val="0000EE"/>
-            <w:u w:val="single"/>
-          </w:rPr>
-          <w:t>5:11–13</w:t>
-        </w:r>
-      </w:hyperlink>
+      <w:r>
+        <w:rPr>
+          <w:lang w:val="ru_RU" w:bidi="ru_RU"/>
+        </w:rPr>
+        <w:t>5:11–13</w:t>
+      </w:r>
       <w:r>
         <w:rPr>
           <w:lang w:val="ru_RU" w:bidi="ru_RU"/>
         </w:rPr>
         <w:t xml:space="preserve">; </w:t>
       </w:r>
-      <w:hyperlink r:id="rId64">
-        <w:r>
-          <w:rPr>
-            <w:lang w:val="ru_RU" w:bidi="ru_RU"/>
-          </w:rPr>
-          <w:rPr>
-            <w:color w:val="0000EE"/>
-            <w:u w:val="single"/>
-          </w:rPr>
-          <w:t>8:4–10</w:t>
-        </w:r>
-      </w:hyperlink>
+      <w:r>
+        <w:rPr>
+          <w:lang w:val="ru_RU" w:bidi="ru_RU"/>
+        </w:rPr>
+        <w:t>8:4–10</w:t>
+      </w:r>
       <w:r>
         <w:rPr>
           <w:lang w:val="ru_RU" w:bidi="ru_RU"/>
@@ -2526,18 +2178,12 @@
         </w:rPr>
         <w:t>(</w:t>
       </w:r>
-      <w:hyperlink r:id="rId65">
-        <w:r>
-          <w:rPr>
-            <w:lang w:val="ru_RU" w:bidi="ru_RU"/>
-          </w:rPr>
-          <w:rPr>
-            <w:color w:val="0000EE"/>
-            <w:u w:val="single"/>
-          </w:rPr>
-          <w:t>5:18</w:t>
-        </w:r>
-      </w:hyperlink>
+      <w:r>
+        <w:rPr>
+          <w:lang w:val="ru_RU" w:bidi="ru_RU"/>
+        </w:rPr>
+        <w:t>5:18</w:t>
+      </w:r>
       <w:r>
         <w:rPr>
           <w:lang w:val="ru_RU" w:bidi="ru_RU"/>
@@ -2572,18 +2218,12 @@
         </w:rPr>
         <w:t>Пролог (</w:t>
       </w:r>
-      <w:hyperlink r:id="rId52">
-        <w:r>
-          <w:rPr>
-            <w:lang w:val="ru_RU" w:bidi="ru_RU"/>
-          </w:rPr>
-          <w:rPr>
-            <w:color w:val="0000EE"/>
-            <w:u w:val="single"/>
-          </w:rPr>
-          <w:t>1:1</w:t>
-        </w:r>
-      </w:hyperlink>
+      <w:r>
+        <w:rPr>
+          <w:lang w:val="ru_RU" w:bidi="ru_RU"/>
+        </w:rPr>
+        <w:t>1:1</w:t>
+      </w:r>
       <w:r>
         <w:rPr>
           <w:lang w:val="ru_RU" w:bidi="ru_RU"/>
@@ -2615,18 +2255,12 @@
         </w:rPr>
         <w:t>Пророчества (</w:t>
       </w:r>
-      <w:hyperlink r:id="rId66">
-        <w:r>
-          <w:rPr>
-            <w:lang w:val="ru_RU" w:bidi="ru_RU"/>
-          </w:rPr>
-          <w:rPr>
-            <w:color w:val="0000EE"/>
-            <w:u w:val="single"/>
-          </w:rPr>
-          <w:t>1:2–6:14</w:t>
-        </w:r>
-      </w:hyperlink>
+      <w:r>
+        <w:rPr>
+          <w:lang w:val="ru_RU" w:bidi="ru_RU"/>
+        </w:rPr>
+        <w:t>1:2–6:14</w:t>
+      </w:r>
       <w:r>
         <w:rPr>
           <w:lang w:val="ru_RU" w:bidi="ru_RU"/>
@@ -2653,18 +2287,12 @@
         </w:rPr>
         <w:t>(</w:t>
       </w:r>
-      <w:hyperlink r:id="rId67">
-        <w:r>
-          <w:rPr>
-            <w:lang w:val="ru_RU" w:bidi="ru_RU"/>
-          </w:rPr>
-          <w:rPr>
-            <w:color w:val="0000EE"/>
-            <w:u w:val="single"/>
-          </w:rPr>
-          <w:t>1:2</w:t>
-        </w:r>
-      </w:hyperlink>
+      <w:r>
+        <w:rPr>
+          <w:lang w:val="ru_RU" w:bidi="ru_RU"/>
+        </w:rPr>
+        <w:t>1:2</w:t>
+      </w:r>
       <w:r>
         <w:rPr>
           <w:lang w:val="ru_RU" w:bidi="ru_RU"/>
@@ -2693,23 +2321,18 @@
         </w:rPr>
         <w:t xml:space="preserve"> (</w:t>
       </w:r>
-      <w:hyperlink r:id="rId68">
-        <w:r>
-          <w:rPr>
-            <w:lang w:val="ru_RU" w:bidi="ru_RU"/>
-          </w:rPr>
-          <w:rPr>
-            <w:color w:val="0000EE"/>
-            <w:u w:val="single"/>
-          </w:rPr>
-          <w:t>1:3–2:3</w:t>
-        </w:r>
-      </w:hyperlink>
       <w:r>
         <w:rPr>
           <w:u w:val="single"/>
           <w:lang w:val="ru_RU" w:bidi="ru_RU"/>
         </w:rPr>
+        <w:t>1:3–2:3</w:t>
+      </w:r>
+      <w:r>
+        <w:rPr>
+          <w:u w:val="single"/>
+          <w:lang w:val="ru_RU" w:bidi="ru_RU"/>
+        </w:rPr>
         <w:t>)</w:t>
       </w:r>
     </w:p>
@@ -2752,36 +2375,30 @@
         </w:rPr>
         <w:t xml:space="preserve"> не раз жестоко воевала с Израилем во время правления Азаила в Дамаске (842–806 гг. до н.э.). Азаил «поражал» Израиль в ходе нескольких битв (</w:t>
       </w:r>
-      <w:hyperlink r:id="rId69">
-        <w:r>
-          <w:rPr>
-            <w:lang w:val="ru_RU" w:bidi="ru_RU"/>
-          </w:rPr>
-          <w:rPr>
-            <w:color w:val="0000EE"/>
-            <w:u w:val="single"/>
-          </w:rPr>
-          <w:t>4Цар.1</w:t>
-        </w:r>
-      </w:hyperlink>
-      <w:r>
-        <w:rPr>
-          <w:lang w:val="ru_RU" w:bidi="ru_RU"/>
-        </w:rPr>
-        <w:t xml:space="preserve">0:32–33; </w:t>
-      </w:r>
-      <w:hyperlink r:id="rId70">
-        <w:r>
-          <w:rPr>
-            <w:lang w:val="ru_RU" w:bidi="ru_RU"/>
-          </w:rPr>
-          <w:rPr>
-            <w:color w:val="0000EE"/>
-            <w:u w:val="single"/>
-          </w:rPr>
-          <w:t>13:3–5,22–24</w:t>
-        </w:r>
-      </w:hyperlink>
+      <w:r>
+        <w:rPr>
+          <w:lang w:val="ru_RU" w:bidi="ru_RU"/>
+        </w:rPr>
+        <w:t>4Цар.1</w:t>
+      </w:r>
+      <w:r>
+        <w:rPr>
+          <w:lang w:val="ru_RU" w:bidi="ru_RU"/>
+        </w:rPr>
+        <w:t>0:32–33</w:t>
+      </w:r>
+      <w:r>
+        <w:rPr>
+          <w:lang w:val="ru_RU" w:bidi="ru_RU"/>
+        </w:rPr>
+        <w:t xml:space="preserve">; </w:t>
+      </w:r>
+      <w:r>
+        <w:rPr>
+          <w:lang w:val="ru_RU" w:bidi="ru_RU"/>
+        </w:rPr>
+        <w:t>13:3–5,22–24</w:t>
+      </w:r>
       <w:r>
         <w:rPr>
           <w:lang w:val="ru_RU" w:bidi="ru_RU"/>
@@ -2800,18 +2417,12 @@
         </w:rPr>
         <w:t xml:space="preserve"> (</w:t>
       </w:r>
-      <w:hyperlink r:id="rId71">
-        <w:r>
-          <w:rPr>
-            <w:lang w:val="ru_RU" w:bidi="ru_RU"/>
-          </w:rPr>
-          <w:rPr>
-            <w:color w:val="0000EE"/>
-            <w:u w:val="single"/>
-          </w:rPr>
-          <w:t>4Цар.13:7</w:t>
-        </w:r>
-      </w:hyperlink>
+      <w:r>
+        <w:rPr>
+          <w:lang w:val="ru_RU" w:bidi="ru_RU"/>
+        </w:rPr>
+        <w:t>4Цар.13:7</w:t>
+      </w:r>
       <w:r>
         <w:rPr>
           <w:lang w:val="ru_RU" w:bidi="ru_RU"/>
@@ -2830,18 +2441,12 @@
         </w:rPr>
         <w:t xml:space="preserve"> (</w:t>
       </w:r>
-      <w:hyperlink r:id="rId72">
-        <w:r>
-          <w:rPr>
-            <w:lang w:val="ru_RU" w:bidi="ru_RU"/>
-          </w:rPr>
-          <w:rPr>
-            <w:color w:val="0000EE"/>
-            <w:u w:val="single"/>
-          </w:rPr>
-          <w:t>Ам.1:3</w:t>
-        </w:r>
-      </w:hyperlink>
+      <w:r>
+        <w:rPr>
+          <w:lang w:val="ru_RU" w:bidi="ru_RU"/>
+        </w:rPr>
+        <w:t>Ам.1:3</w:t>
+      </w:r>
       <w:r>
         <w:rPr>
           <w:lang w:val="ru_RU" w:bidi="ru_RU"/>
@@ -2860,18 +2465,12 @@
         </w:rPr>
         <w:t xml:space="preserve"> (</w:t>
       </w:r>
-      <w:hyperlink r:id="rId73">
-        <w:r>
-          <w:rPr>
-            <w:lang w:val="ru_RU" w:bidi="ru_RU"/>
-          </w:rPr>
-          <w:rPr>
-            <w:color w:val="0000EE"/>
-            <w:u w:val="single"/>
-          </w:rPr>
-          <w:t>9:7</w:t>
-        </w:r>
-      </w:hyperlink>
+      <w:r>
+        <w:rPr>
+          <w:lang w:val="ru_RU" w:bidi="ru_RU"/>
+        </w:rPr>
+        <w:t>9:7</w:t>
+      </w:r>
       <w:r>
         <w:rPr>
           <w:lang w:val="ru_RU" w:bidi="ru_RU"/>
@@ -2884,23 +2483,23 @@
         </w:rPr>
         <w:t xml:space="preserve">Об исполнении этого пророчества см. </w:t>
       </w:r>
-      <w:hyperlink r:id="rId74">
-        <w:r>
-          <w:rPr>
-            <w:lang w:val="ru_RU" w:bidi="ru_RU"/>
-          </w:rPr>
-          <w:rPr>
-            <w:color w:val="0000EE"/>
-            <w:u w:val="single"/>
-          </w:rPr>
-          <w:t>4Цар.</w:t>
-        </w:r>
-      </w:hyperlink>
-      <w:r>
-        <w:rPr>
-          <w:lang w:val="ru_RU" w:bidi="ru_RU"/>
-        </w:rPr>
-        <w:t>16:9.)</w:t>
+      <w:r>
+        <w:rPr>
+          <w:lang w:val="ru_RU" w:bidi="ru_RU"/>
+        </w:rPr>
+        <w:t>4Цар.</w:t>
+      </w:r>
+      <w:r>
+        <w:rPr>
+          <w:lang w:val="ru_RU" w:bidi="ru_RU"/>
+        </w:rPr>
+        <w:t>16:9</w:t>
+      </w:r>
+      <w:r>
+        <w:rPr>
+          <w:lang w:val="ru_RU" w:bidi="ru_RU"/>
+        </w:rPr>
+        <w:t>.)</w:t>
       </w:r>
     </w:p>
     <w:p>
@@ -2922,18 +2521,12 @@
         </w:rPr>
         <w:t>(</w:t>
       </w:r>
-      <w:hyperlink r:id="rId75">
-        <w:r>
-          <w:rPr>
-            <w:lang w:val="ru_RU" w:bidi="ru_RU"/>
-          </w:rPr>
-          <w:rPr>
-            <w:color w:val="0000EE"/>
-            <w:u w:val="single"/>
-          </w:rPr>
-          <w:t>1:8</w:t>
-        </w:r>
-      </w:hyperlink>
+      <w:r>
+        <w:rPr>
+          <w:lang w:val="ru_RU" w:bidi="ru_RU"/>
+        </w:rPr>
+        <w:t>1:8</w:t>
+      </w:r>
       <w:r>
         <w:rPr>
           <w:lang w:val="ru_RU" w:bidi="ru_RU"/>
@@ -2952,18 +2545,12 @@
         </w:rPr>
         <w:t>(</w:t>
       </w:r>
-      <w:hyperlink r:id="rId76">
-        <w:r>
-          <w:rPr>
-            <w:lang w:val="ru_RU" w:bidi="ru_RU"/>
-          </w:rPr>
-          <w:rPr>
-            <w:color w:val="0000EE"/>
-            <w:u w:val="single"/>
-          </w:rPr>
-          <w:t>4Цар.12:17</w:t>
-        </w:r>
-      </w:hyperlink>
+      <w:r>
+        <w:rPr>
+          <w:lang w:val="ru_RU" w:bidi="ru_RU"/>
+        </w:rPr>
+        <w:t>4Цар.12:17</w:t>
+      </w:r>
       <w:r>
         <w:rPr>
           <w:lang w:val="ru_RU" w:bidi="ru_RU"/>
@@ -2982,18 +2569,12 @@
         </w:rPr>
         <w:t>израильтян в рабство (</w:t>
       </w:r>
-      <w:hyperlink r:id="rId77">
-        <w:r>
-          <w:rPr>
-            <w:lang w:val="ru_RU" w:bidi="ru_RU"/>
-          </w:rPr>
-          <w:rPr>
-            <w:color w:val="0000EE"/>
-            <w:u w:val="single"/>
-          </w:rPr>
-          <w:t>1:6</w:t>
-        </w:r>
-      </w:hyperlink>
+      <w:r>
+        <w:rPr>
+          <w:lang w:val="ru_RU" w:bidi="ru_RU"/>
+        </w:rPr>
+        <w:t>1:6</w:t>
+      </w:r>
       <w:r>
         <w:rPr>
           <w:lang w:val="ru_RU" w:bidi="ru_RU"/>
@@ -3034,18 +2615,12 @@
         </w:rPr>
         <w:t>в Ветхом Завете о нём неоднократно говорится в негативном свете. Амос говорит, что Едом был безжалостен к Израилю, своему брату (</w:t>
       </w:r>
-      <w:hyperlink r:id="rId78">
-        <w:r>
-          <w:rPr>
-            <w:lang w:val="ru_RU" w:bidi="ru_RU"/>
-          </w:rPr>
-          <w:rPr>
-            <w:color w:val="0000EE"/>
-            <w:u w:val="single"/>
-          </w:rPr>
-          <w:t>1:11</w:t>
-        </w:r>
-      </w:hyperlink>
+      <w:r>
+        <w:rPr>
+          <w:lang w:val="ru_RU" w:bidi="ru_RU"/>
+        </w:rPr>
+        <w:t>1:11</w:t>
+      </w:r>
       <w:r>
         <w:rPr>
           <w:lang w:val="ru_RU" w:bidi="ru_RU"/>
@@ -3072,18 +2647,12 @@
         </w:rPr>
         <w:t>(</w:t>
       </w:r>
-      <w:hyperlink r:id="rId79">
-        <w:r>
-          <w:rPr>
-            <w:lang w:val="ru_RU" w:bidi="ru_RU"/>
-          </w:rPr>
-          <w:rPr>
-            <w:color w:val="0000EE"/>
-            <w:u w:val="single"/>
-          </w:rPr>
-          <w:t>1:13</w:t>
-        </w:r>
-      </w:hyperlink>
+      <w:r>
+        <w:rPr>
+          <w:lang w:val="ru_RU" w:bidi="ru_RU"/>
+        </w:rPr>
+        <w:t>1:13</w:t>
+      </w:r>
       <w:r>
         <w:rPr>
           <w:lang w:val="ru_RU" w:bidi="ru_RU"/>
@@ -3116,18 +2685,12 @@
         </w:rPr>
         <w:t>(</w:t>
       </w:r>
-      <w:hyperlink r:id="rId80">
-        <w:r>
-          <w:rPr>
-            <w:lang w:val="ru_RU" w:bidi="ru_RU"/>
-          </w:rPr>
-          <w:rPr>
-            <w:color w:val="0000EE"/>
-            <w:u w:val="single"/>
-          </w:rPr>
-          <w:t>2:1–3</w:t>
-        </w:r>
-      </w:hyperlink>
+      <w:r>
+        <w:rPr>
+          <w:lang w:val="ru_RU" w:bidi="ru_RU"/>
+        </w:rPr>
+        <w:t>2:1–3</w:t>
+      </w:r>
       <w:r>
         <w:rPr>
           <w:lang w:val="ru_RU" w:bidi="ru_RU"/>
@@ -3156,23 +2719,18 @@
         </w:rPr>
         <w:t xml:space="preserve"> (</w:t>
       </w:r>
-      <w:hyperlink r:id="rId81">
-        <w:r>
-          <w:rPr>
-            <w:lang w:val="ru_RU" w:bidi="ru_RU"/>
-          </w:rPr>
-          <w:rPr>
-            <w:color w:val="0000EE"/>
-            <w:u w:val="single"/>
-          </w:rPr>
-          <w:t>2:4–16</w:t>
-        </w:r>
-      </w:hyperlink>
       <w:r>
         <w:rPr>
           <w:u w:val="single"/>
           <w:lang w:val="ru_RU" w:bidi="ru_RU"/>
         </w:rPr>
+        <w:t>2:4–16</w:t>
+      </w:r>
+      <w:r>
+        <w:rPr>
+          <w:u w:val="single"/>
+          <w:lang w:val="ru_RU" w:bidi="ru_RU"/>
+        </w:rPr>
         <w:t>)</w:t>
       </w:r>
     </w:p>
@@ -3209,18 +2767,12 @@
         </w:rPr>
         <w:t xml:space="preserve"> (</w:t>
       </w:r>
-      <w:hyperlink r:id="rId82">
-        <w:r>
-          <w:rPr>
-            <w:lang w:val="ru_RU" w:bidi="ru_RU"/>
-          </w:rPr>
-          <w:rPr>
-            <w:color w:val="0000EE"/>
-            <w:u w:val="single"/>
-          </w:rPr>
-          <w:t>2:6</w:t>
-        </w:r>
-      </w:hyperlink>
+      <w:r>
+        <w:rPr>
+          <w:lang w:val="ru_RU" w:bidi="ru_RU"/>
+        </w:rPr>
+        <w:t>2:6</w:t>
+      </w:r>
       <w:r>
         <w:rPr>
           <w:lang w:val="ru_RU" w:bidi="ru_RU"/>
@@ -3239,18 +2791,12 @@
         </w:rPr>
         <w:t>(</w:t>
       </w:r>
-      <w:hyperlink r:id="rId83">
-        <w:r>
-          <w:rPr>
-            <w:lang w:val="ru_RU" w:bidi="ru_RU"/>
-          </w:rPr>
-          <w:rPr>
-            <w:color w:val="0000EE"/>
-            <w:u w:val="single"/>
-          </w:rPr>
-          <w:t>Исх.22:26–27</w:t>
-        </w:r>
-      </w:hyperlink>
+      <w:r>
+        <w:rPr>
+          <w:lang w:val="ru_RU" w:bidi="ru_RU"/>
+        </w:rPr>
+        <w:t>Исх.22:26–27</w:t>
+      </w:r>
       <w:r>
         <w:rPr>
           <w:lang w:val="ru_RU" w:bidi="ru_RU"/>
@@ -3269,18 +2815,12 @@
         </w:rPr>
         <w:t>(</w:t>
       </w:r>
-      <w:hyperlink r:id="rId84">
-        <w:r>
-          <w:rPr>
-            <w:lang w:val="ru_RU" w:bidi="ru_RU"/>
-          </w:rPr>
-          <w:rPr>
-            <w:color w:val="0000EE"/>
-            <w:u w:val="single"/>
-          </w:rPr>
-          <w:t>2:8</w:t>
-        </w:r>
-      </w:hyperlink>
+      <w:r>
+        <w:rPr>
+          <w:lang w:val="ru_RU" w:bidi="ru_RU"/>
+        </w:rPr>
+        <w:t>2:8</w:t>
+      </w:r>
       <w:r>
         <w:rPr>
           <w:lang w:val="ru_RU" w:bidi="ru_RU"/>
@@ -3307,18 +2847,12 @@
         </w:rPr>
         <w:t xml:space="preserve"> (</w:t>
       </w:r>
-      <w:hyperlink r:id="rId85">
-        <w:r>
-          <w:rPr>
-            <w:lang w:val="ru_RU" w:bidi="ru_RU"/>
-          </w:rPr>
-          <w:rPr>
-            <w:color w:val="0000EE"/>
-            <w:u w:val="single"/>
-          </w:rPr>
-          <w:t>2:9–11</w:t>
-        </w:r>
-      </w:hyperlink>
+      <w:r>
+        <w:rPr>
+          <w:lang w:val="ru_RU" w:bidi="ru_RU"/>
+        </w:rPr>
+        <w:t>2:9–11</w:t>
+      </w:r>
       <w:r>
         <w:rPr>
           <w:lang w:val="ru_RU" w:bidi="ru_RU"/>
@@ -3337,18 +2871,12 @@
         </w:rPr>
         <w:t>(</w:t>
       </w:r>
-      <w:hyperlink r:id="rId86">
-        <w:r>
-          <w:rPr>
-            <w:lang w:val="ru_RU" w:bidi="ru_RU"/>
-          </w:rPr>
-          <w:rPr>
-            <w:color w:val="0000EE"/>
-            <w:u w:val="single"/>
-          </w:rPr>
-          <w:t>2:12–16</w:t>
-        </w:r>
-      </w:hyperlink>
+      <w:r>
+        <w:rPr>
+          <w:lang w:val="ru_RU" w:bidi="ru_RU"/>
+        </w:rPr>
+        <w:t>2:12–16</w:t>
+      </w:r>
       <w:r>
         <w:rPr>
           <w:lang w:val="ru_RU" w:bidi="ru_RU"/>
@@ -3377,23 +2905,18 @@
         </w:rPr>
         <w:t>Израиля (</w:t>
       </w:r>
-      <w:hyperlink r:id="rId87">
-        <w:r>
-          <w:rPr>
-            <w:lang w:val="ru_RU" w:bidi="ru_RU"/>
-          </w:rPr>
-          <w:rPr>
-            <w:color w:val="0000EE"/>
-            <w:u w:val="single"/>
-          </w:rPr>
-          <w:t>3:1–6:14</w:t>
-        </w:r>
-      </w:hyperlink>
       <w:r>
         <w:rPr>
           <w:u w:val="single"/>
           <w:lang w:val="ru_RU" w:bidi="ru_RU"/>
         </w:rPr>
+        <w:t>3:1–6:14</w:t>
+      </w:r>
+      <w:r>
+        <w:rPr>
+          <w:u w:val="single"/>
+          <w:lang w:val="ru_RU" w:bidi="ru_RU"/>
+        </w:rPr>
         <w:t>)</w:t>
       </w:r>
     </w:p>
@@ -3416,18 +2939,12 @@
         </w:rPr>
         <w:t xml:space="preserve"> (</w:t>
       </w:r>
-      <w:hyperlink r:id="rId88">
-        <w:r>
-          <w:rPr>
-            <w:lang w:val="ru_RU" w:bidi="ru_RU"/>
-          </w:rPr>
-          <w:rPr>
-            <w:color w:val="0000EE"/>
-            <w:u w:val="single"/>
-          </w:rPr>
-          <w:t>3:1–8</w:t>
-        </w:r>
-      </w:hyperlink>
+      <w:r>
+        <w:rPr>
+          <w:lang w:val="ru_RU" w:bidi="ru_RU"/>
+        </w:rPr>
+        <w:t>3:1–8</w:t>
+      </w:r>
       <w:r>
         <w:rPr>
           <w:lang w:val="ru_RU" w:bidi="ru_RU"/>
@@ -3460,36 +2977,24 @@
         </w:rPr>
         <w:t xml:space="preserve"> (</w:t>
       </w:r>
-      <w:hyperlink r:id="rId89">
-        <w:r>
-          <w:rPr>
-            <w:lang w:val="ru_RU" w:bidi="ru_RU"/>
-          </w:rPr>
-          <w:rPr>
-            <w:color w:val="0000EE"/>
-            <w:u w:val="single"/>
-          </w:rPr>
-          <w:t>3:9–10</w:t>
-        </w:r>
-      </w:hyperlink>
+      <w:r>
+        <w:rPr>
+          <w:lang w:val="ru_RU" w:bidi="ru_RU"/>
+        </w:rPr>
+        <w:t>3:9–10</w:t>
+      </w:r>
       <w:r>
         <w:rPr>
           <w:lang w:val="ru_RU" w:bidi="ru_RU"/>
         </w:rPr>
         <w:t>). Только небольшой остаток сможет пережить грядущее наказание (</w:t>
       </w:r>
-      <w:hyperlink r:id="rId90">
-        <w:r>
-          <w:rPr>
-            <w:lang w:val="ru_RU" w:bidi="ru_RU"/>
-          </w:rPr>
-          <w:rPr>
-            <w:color w:val="0000EE"/>
-            <w:u w:val="single"/>
-          </w:rPr>
-          <w:t>3:11–12</w:t>
-        </w:r>
-      </w:hyperlink>
+      <w:r>
+        <w:rPr>
+          <w:lang w:val="ru_RU" w:bidi="ru_RU"/>
+        </w:rPr>
+        <w:t>3:11–12</w:t>
+      </w:r>
       <w:r>
         <w:rPr>
           <w:lang w:val="ru_RU" w:bidi="ru_RU"/>
@@ -3508,18 +3013,12 @@
         </w:rPr>
         <w:t>(</w:t>
       </w:r>
-      <w:hyperlink r:id="rId91">
-        <w:r>
-          <w:rPr>
-            <w:lang w:val="ru_RU" w:bidi="ru_RU"/>
-          </w:rPr>
-          <w:rPr>
-            <w:color w:val="0000EE"/>
-            <w:u w:val="single"/>
-          </w:rPr>
-          <w:t>3:14</w:t>
-        </w:r>
-      </w:hyperlink>
+      <w:r>
+        <w:rPr>
+          <w:lang w:val="ru_RU" w:bidi="ru_RU"/>
+        </w:rPr>
+        <w:t>3:14</w:t>
+      </w:r>
       <w:r>
         <w:rPr>
           <w:lang w:val="ru_RU" w:bidi="ru_RU"/>
@@ -3538,18 +3037,12 @@
         </w:rPr>
         <w:t xml:space="preserve"> (</w:t>
       </w:r>
-      <w:hyperlink r:id="rId92">
-        <w:r>
-          <w:rPr>
-            <w:lang w:val="ru_RU" w:bidi="ru_RU"/>
-          </w:rPr>
-          <w:rPr>
-            <w:color w:val="0000EE"/>
-            <w:u w:val="single"/>
-          </w:rPr>
-          <w:t>3:15</w:t>
-        </w:r>
-      </w:hyperlink>
+      <w:r>
+        <w:rPr>
+          <w:lang w:val="ru_RU" w:bidi="ru_RU"/>
+        </w:rPr>
+        <w:t>3:15</w:t>
+      </w:r>
       <w:r>
         <w:rPr>
           <w:lang w:val="ru_RU" w:bidi="ru_RU"/>
@@ -3576,18 +3069,12 @@
         </w:rPr>
         <w:t>(</w:t>
       </w:r>
-      <w:hyperlink r:id="rId93">
-        <w:r>
-          <w:rPr>
-            <w:lang w:val="ru_RU" w:bidi="ru_RU"/>
-          </w:rPr>
-          <w:rPr>
-            <w:color w:val="0000EE"/>
-            <w:u w:val="single"/>
-          </w:rPr>
-          <w:t>4:1–3</w:t>
-        </w:r>
-      </w:hyperlink>
+      <w:r>
+        <w:rPr>
+          <w:lang w:val="ru_RU" w:bidi="ru_RU"/>
+        </w:rPr>
+        <w:t>4:1–3</w:t>
+      </w:r>
       <w:r>
         <w:rPr>
           <w:lang w:val="ru_RU" w:bidi="ru_RU"/>
@@ -3606,18 +3093,12 @@
         </w:rPr>
         <w:t>(</w:t>
       </w:r>
-      <w:hyperlink r:id="rId94">
-        <w:r>
-          <w:rPr>
-            <w:lang w:val="ru_RU" w:bidi="ru_RU"/>
-          </w:rPr>
-          <w:rPr>
-            <w:color w:val="0000EE"/>
-            <w:u w:val="single"/>
-          </w:rPr>
-          <w:t>4:4–5</w:t>
-        </w:r>
-      </w:hyperlink>
+      <w:r>
+        <w:rPr>
+          <w:lang w:val="ru_RU" w:bidi="ru_RU"/>
+        </w:rPr>
+        <w:t>4:4–5</w:t>
+      </w:r>
       <w:r>
         <w:rPr>
           <w:lang w:val="ru_RU" w:bidi="ru_RU"/>
@@ -3644,18 +3125,12 @@
         </w:rPr>
         <w:t xml:space="preserve"> (</w:t>
       </w:r>
-      <w:hyperlink r:id="rId95">
-        <w:r>
-          <w:rPr>
-            <w:lang w:val="ru_RU" w:bidi="ru_RU"/>
-          </w:rPr>
-          <w:rPr>
-            <w:color w:val="0000EE"/>
-            <w:u w:val="single"/>
-          </w:rPr>
-          <w:t>4:6–13</w:t>
-        </w:r>
-      </w:hyperlink>
+      <w:r>
+        <w:rPr>
+          <w:lang w:val="ru_RU" w:bidi="ru_RU"/>
+        </w:rPr>
+        <w:t>4:6–13</w:t>
+      </w:r>
       <w:r>
         <w:rPr>
           <w:lang w:val="ru_RU" w:bidi="ru_RU"/>
@@ -3682,18 +3157,12 @@
         </w:rPr>
         <w:t xml:space="preserve"> (</w:t>
       </w:r>
-      <w:hyperlink r:id="rId96">
-        <w:r>
-          <w:rPr>
-            <w:lang w:val="ru_RU" w:bidi="ru_RU"/>
-          </w:rPr>
-          <w:rPr>
-            <w:color w:val="0000EE"/>
-            <w:u w:val="single"/>
-          </w:rPr>
-          <w:t>5:1–2</w:t>
-        </w:r>
-      </w:hyperlink>
+      <w:r>
+        <w:rPr>
+          <w:lang w:val="ru_RU" w:bidi="ru_RU"/>
+        </w:rPr>
+        <w:t>5:1–2</w:t>
+      </w:r>
       <w:r>
         <w:rPr>
           <w:lang w:val="ru_RU" w:bidi="ru_RU"/>
@@ -3712,18 +3181,12 @@
         </w:rPr>
         <w:t xml:space="preserve"> (</w:t>
       </w:r>
-      <w:hyperlink r:id="rId97">
-        <w:r>
-          <w:rPr>
-            <w:lang w:val="ru_RU" w:bidi="ru_RU"/>
-          </w:rPr>
-          <w:rPr>
-            <w:color w:val="0000EE"/>
-            <w:u w:val="single"/>
-          </w:rPr>
-          <w:t>5:3</w:t>
-        </w:r>
-      </w:hyperlink>
+      <w:r>
+        <w:rPr>
+          <w:lang w:val="ru_RU" w:bidi="ru_RU"/>
+        </w:rPr>
+        <w:t>5:3</w:t>
+      </w:r>
       <w:r>
         <w:rPr>
           <w:lang w:val="ru_RU" w:bidi="ru_RU"/>
@@ -3742,18 +3205,12 @@
         </w:rPr>
         <w:t>(</w:t>
       </w:r>
-      <w:hyperlink r:id="rId98">
-        <w:r>
-          <w:rPr>
-            <w:lang w:val="ru_RU" w:bidi="ru_RU"/>
-          </w:rPr>
-          <w:rPr>
-            <w:color w:val="0000EE"/>
-            <w:u w:val="single"/>
-          </w:rPr>
-          <w:t>5:4–6</w:t>
-        </w:r>
-      </w:hyperlink>
+      <w:r>
+        <w:rPr>
+          <w:lang w:val="ru_RU" w:bidi="ru_RU"/>
+        </w:rPr>
+        <w:t>5:4–6</w:t>
+      </w:r>
       <w:r>
         <w:rPr>
           <w:lang w:val="ru_RU" w:bidi="ru_RU"/>
@@ -3772,18 +3229,12 @@
         </w:rPr>
         <w:t>(</w:t>
       </w:r>
-      <w:hyperlink r:id="rId99">
-        <w:r>
-          <w:rPr>
-            <w:lang w:val="ru_RU" w:bidi="ru_RU"/>
-          </w:rPr>
-          <w:rPr>
-            <w:color w:val="0000EE"/>
-            <w:u w:val="single"/>
-          </w:rPr>
-          <w:t>5:5</w:t>
-        </w:r>
-      </w:hyperlink>
+      <w:r>
+        <w:rPr>
+          <w:lang w:val="ru_RU" w:bidi="ru_RU"/>
+        </w:rPr>
+        <w:t>5:5</w:t>
+      </w:r>
       <w:r>
         <w:rPr>
           <w:lang w:val="ru_RU" w:bidi="ru_RU"/>
@@ -3802,18 +3253,12 @@
         </w:rPr>
         <w:t xml:space="preserve"> (</w:t>
       </w:r>
-      <w:hyperlink r:id="rId100">
-        <w:r>
-          <w:rPr>
-            <w:lang w:val="ru_RU" w:bidi="ru_RU"/>
-          </w:rPr>
-          <w:rPr>
-            <w:color w:val="0000EE"/>
-            <w:u w:val="single"/>
-          </w:rPr>
-          <w:t>5:8–9</w:t>
-        </w:r>
-      </w:hyperlink>
+      <w:r>
+        <w:rPr>
+          <w:lang w:val="ru_RU" w:bidi="ru_RU"/>
+        </w:rPr>
+        <w:t>5:8–9</w:t>
+      </w:r>
       <w:r>
         <w:rPr>
           <w:lang w:val="ru_RU" w:bidi="ru_RU"/>
@@ -3840,18 +3285,12 @@
         </w:rPr>
         <w:t xml:space="preserve"> (</w:t>
       </w:r>
-      <w:hyperlink r:id="rId101">
-        <w:r>
-          <w:rPr>
-            <w:lang w:val="ru_RU" w:bidi="ru_RU"/>
-          </w:rPr>
-          <w:rPr>
-            <w:color w:val="0000EE"/>
-            <w:u w:val="single"/>
-          </w:rPr>
-          <w:t>5:10–13</w:t>
-        </w:r>
-      </w:hyperlink>
+      <w:r>
+        <w:rPr>
+          <w:lang w:val="ru_RU" w:bidi="ru_RU"/>
+        </w:rPr>
+        <w:t>5:10–13</w:t>
+      </w:r>
       <w:r>
         <w:rPr>
           <w:lang w:val="ru_RU" w:bidi="ru_RU"/>
@@ -3870,18 +3309,12 @@
         </w:rPr>
         <w:t>(</w:t>
       </w:r>
-      <w:hyperlink r:id="rId102">
-        <w:r>
-          <w:rPr>
-            <w:lang w:val="ru_RU" w:bidi="ru_RU"/>
-          </w:rPr>
-          <w:rPr>
-            <w:color w:val="0000EE"/>
-            <w:u w:val="single"/>
-          </w:rPr>
-          <w:t>5:15</w:t>
-        </w:r>
-      </w:hyperlink>
+      <w:r>
+        <w:rPr>
+          <w:lang w:val="ru_RU" w:bidi="ru_RU"/>
+        </w:rPr>
+        <w:t>5:15</w:t>
+      </w:r>
       <w:r>
         <w:rPr>
           <w:lang w:val="ru_RU" w:bidi="ru_RU"/>
@@ -3900,18 +3333,12 @@
         </w:rPr>
         <w:t xml:space="preserve"> (</w:t>
       </w:r>
-      <w:hyperlink r:id="rId103">
-        <w:r>
-          <w:rPr>
-            <w:lang w:val="ru_RU" w:bidi="ru_RU"/>
-          </w:rPr>
-          <w:rPr>
-            <w:color w:val="0000EE"/>
-            <w:u w:val="single"/>
-          </w:rPr>
-          <w:t>5:16–17</w:t>
-        </w:r>
-      </w:hyperlink>
+      <w:r>
+        <w:rPr>
+          <w:lang w:val="ru_RU" w:bidi="ru_RU"/>
+        </w:rPr>
+        <w:t>5:16–17</w:t>
+      </w:r>
       <w:r>
         <w:rPr>
           <w:lang w:val="ru_RU" w:bidi="ru_RU"/>
@@ -3938,18 +3365,12 @@
         </w:rPr>
         <w:t xml:space="preserve"> (</w:t>
       </w:r>
-      <w:hyperlink r:id="rId104">
-        <w:r>
-          <w:rPr>
-            <w:lang w:val="ru_RU" w:bidi="ru_RU"/>
-          </w:rPr>
-          <w:rPr>
-            <w:color w:val="0000EE"/>
-            <w:u w:val="single"/>
-          </w:rPr>
-          <w:t>5:18–24</w:t>
-        </w:r>
-      </w:hyperlink>
+      <w:r>
+        <w:rPr>
+          <w:lang w:val="ru_RU" w:bidi="ru_RU"/>
+        </w:rPr>
+        <w:t>5:18–24</w:t>
+      </w:r>
       <w:r>
         <w:rPr>
           <w:lang w:val="ru_RU" w:bidi="ru_RU"/>
@@ -3968,18 +3389,12 @@
         </w:rPr>
         <w:t>(</w:t>
       </w:r>
-      <w:hyperlink r:id="rId105">
-        <w:r>
-          <w:rPr>
-            <w:lang w:val="ru_RU" w:bidi="ru_RU"/>
-          </w:rPr>
-          <w:rPr>
-            <w:color w:val="0000EE"/>
-            <w:u w:val="single"/>
-          </w:rPr>
-          <w:t>5:25–27</w:t>
-        </w:r>
-      </w:hyperlink>
+      <w:r>
+        <w:rPr>
+          <w:lang w:val="ru_RU" w:bidi="ru_RU"/>
+        </w:rPr>
+        <w:t>5:25–27</w:t>
+      </w:r>
       <w:r>
         <w:rPr>
           <w:lang w:val="ru_RU" w:bidi="ru_RU"/>
@@ -4006,18 +3421,12 @@
         </w:rPr>
         <w:t xml:space="preserve"> (</w:t>
       </w:r>
-      <w:hyperlink r:id="rId60">
-        <w:r>
-          <w:rPr>
-            <w:lang w:val="ru_RU" w:bidi="ru_RU"/>
-          </w:rPr>
-          <w:rPr>
-            <w:color w:val="0000EE"/>
-            <w:u w:val="single"/>
-          </w:rPr>
-          <w:t>6:1</w:t>
-        </w:r>
-      </w:hyperlink>
+      <w:r>
+        <w:rPr>
+          <w:lang w:val="ru_RU" w:bidi="ru_RU"/>
+        </w:rPr>
+        <w:t>6:1</w:t>
+      </w:r>
       <w:r>
         <w:rPr>
           <w:lang w:val="ru_RU" w:bidi="ru_RU"/>
@@ -4036,18 +3445,12 @@
         </w:rPr>
         <w:t>(</w:t>
       </w:r>
-      <w:hyperlink r:id="rId106">
-        <w:r>
-          <w:rPr>
-            <w:lang w:val="ru_RU" w:bidi="ru_RU"/>
-          </w:rPr>
-          <w:rPr>
-            <w:color w:val="0000EE"/>
-            <w:u w:val="single"/>
-          </w:rPr>
-          <w:t>6:2–7</w:t>
-        </w:r>
-      </w:hyperlink>
+      <w:r>
+        <w:rPr>
+          <w:lang w:val="ru_RU" w:bidi="ru_RU"/>
+        </w:rPr>
+        <w:t>6:2–7</w:t>
+      </w:r>
       <w:r>
         <w:rPr>
           <w:lang w:val="ru_RU" w:bidi="ru_RU"/>
@@ -4066,18 +3469,12 @@
         </w:rPr>
         <w:t xml:space="preserve"> (</w:t>
       </w:r>
-      <w:hyperlink r:id="rId107">
-        <w:r>
-          <w:rPr>
-            <w:lang w:val="ru_RU" w:bidi="ru_RU"/>
-          </w:rPr>
-          <w:rPr>
-            <w:color w:val="0000EE"/>
-            <w:u w:val="single"/>
-          </w:rPr>
-          <w:t>6:8–11</w:t>
-        </w:r>
-      </w:hyperlink>
+      <w:r>
+        <w:rPr>
+          <w:lang w:val="ru_RU" w:bidi="ru_RU"/>
+        </w:rPr>
+        <w:t>6:8–11</w:t>
+      </w:r>
       <w:r>
         <w:rPr>
           <w:lang w:val="ru_RU" w:bidi="ru_RU"/>
@@ -4096,18 +3493,12 @@
         </w:rPr>
         <w:t xml:space="preserve"> (</w:t>
       </w:r>
-      <w:hyperlink r:id="rId108">
-        <w:r>
-          <w:rPr>
-            <w:lang w:val="ru_RU" w:bidi="ru_RU"/>
-          </w:rPr>
-          <w:rPr>
-            <w:color w:val="0000EE"/>
-            <w:u w:val="single"/>
-          </w:rPr>
-          <w:t>6:12–14</w:t>
-        </w:r>
-      </w:hyperlink>
+      <w:r>
+        <w:rPr>
+          <w:lang w:val="ru_RU" w:bidi="ru_RU"/>
+        </w:rPr>
+        <w:t>6:12–14</w:t>
+      </w:r>
       <w:r>
         <w:rPr>
           <w:lang w:val="ru_RU" w:bidi="ru_RU"/>
@@ -4125,18 +3516,12 @@
         </w:rPr>
         <w:t>Пророческие видения (</w:t>
       </w:r>
-      <w:hyperlink r:id="rId109">
-        <w:r>
-          <w:rPr>
-            <w:lang w:val="ru_RU" w:bidi="ru_RU"/>
-          </w:rPr>
-          <w:rPr>
-            <w:color w:val="0000EE"/>
-            <w:u w:val="single"/>
-          </w:rPr>
-          <w:t>7:1–9:10</w:t>
-        </w:r>
-      </w:hyperlink>
+      <w:r>
+        <w:rPr>
+          <w:lang w:val="ru_RU" w:bidi="ru_RU"/>
+        </w:rPr>
+        <w:t>7:1–9:10</w:t>
+      </w:r>
       <w:r>
         <w:rPr>
           <w:lang w:val="ru_RU" w:bidi="ru_RU"/>
@@ -4172,23 +3557,18 @@
         </w:rPr>
         <w:t>Гибель Израиля (</w:t>
       </w:r>
-      <w:hyperlink r:id="rId46">
-        <w:r>
-          <w:rPr>
-            <w:lang w:val="ru_RU" w:bidi="ru_RU"/>
-          </w:rPr>
-          <w:rPr>
-            <w:color w:val="0000EE"/>
-            <w:u w:val="single"/>
-          </w:rPr>
-          <w:t>7:1–9</w:t>
-        </w:r>
-      </w:hyperlink>
       <w:r>
         <w:rPr>
           <w:u w:val="single"/>
           <w:lang w:val="ru_RU" w:bidi="ru_RU"/>
         </w:rPr>
+        <w:t>7:1–9</w:t>
+      </w:r>
+      <w:r>
+        <w:rPr>
+          <w:u w:val="single"/>
+          <w:lang w:val="ru_RU" w:bidi="ru_RU"/>
+        </w:rPr>
         <w:t>)</w:t>
       </w:r>
     </w:p>
@@ -4211,18 +3591,12 @@
         </w:rPr>
         <w:t>(</w:t>
       </w:r>
-      <w:hyperlink r:id="rId50">
-        <w:r>
-          <w:rPr>
-            <w:lang w:val="ru_RU" w:bidi="ru_RU"/>
-          </w:rPr>
-          <w:rPr>
-            <w:color w:val="0000EE"/>
-            <w:u w:val="single"/>
-          </w:rPr>
-          <w:t>7:1–3</w:t>
-        </w:r>
-      </w:hyperlink>
+      <w:r>
+        <w:rPr>
+          <w:lang w:val="ru_RU" w:bidi="ru_RU"/>
+        </w:rPr>
+        <w:t>7:1–3</w:t>
+      </w:r>
       <w:r>
         <w:rPr>
           <w:lang w:val="ru_RU" w:bidi="ru_RU"/>
@@ -4241,18 +3615,12 @@
         </w:rPr>
         <w:t xml:space="preserve"> (</w:t>
       </w:r>
-      <w:hyperlink r:id="rId110">
-        <w:r>
-          <w:rPr>
-            <w:lang w:val="ru_RU" w:bidi="ru_RU"/>
-          </w:rPr>
-          <w:rPr>
-            <w:color w:val="0000EE"/>
-            <w:u w:val="single"/>
-          </w:rPr>
-          <w:t>7:4–6</w:t>
-        </w:r>
-      </w:hyperlink>
+      <w:r>
+        <w:rPr>
+          <w:lang w:val="ru_RU" w:bidi="ru_RU"/>
+        </w:rPr>
+        <w:t>7:4–6</w:t>
+      </w:r>
       <w:r>
         <w:rPr>
           <w:lang w:val="ru_RU" w:bidi="ru_RU"/>
@@ -4271,18 +3639,12 @@
         </w:rPr>
         <w:t xml:space="preserve"> (</w:t>
       </w:r>
-      <w:hyperlink r:id="rId111">
-        <w:r>
-          <w:rPr>
-            <w:lang w:val="ru_RU" w:bidi="ru_RU"/>
-          </w:rPr>
-          <w:rPr>
-            <w:color w:val="0000EE"/>
-            <w:u w:val="single"/>
-          </w:rPr>
-          <w:t>7:7–9</w:t>
-        </w:r>
-      </w:hyperlink>
+      <w:r>
+        <w:rPr>
+          <w:lang w:val="ru_RU" w:bidi="ru_RU"/>
+        </w:rPr>
+        <w:t>7:7–9</w:t>
+      </w:r>
       <w:r>
         <w:rPr>
           <w:lang w:val="ru_RU" w:bidi="ru_RU"/>
@@ -4304,23 +3666,18 @@
         </w:rPr>
         <w:t>Историческое отступление (</w:t>
       </w:r>
-      <w:hyperlink r:id="rId112">
-        <w:r>
-          <w:rPr>
-            <w:lang w:val="ru_RU" w:bidi="ru_RU"/>
-          </w:rPr>
-          <w:rPr>
-            <w:color w:val="0000EE"/>
-            <w:u w:val="single"/>
-          </w:rPr>
-          <w:t>7:10–17</w:t>
-        </w:r>
-      </w:hyperlink>
       <w:r>
         <w:rPr>
           <w:u w:val="single"/>
           <w:lang w:val="ru_RU" w:bidi="ru_RU"/>
         </w:rPr>
+        <w:t>7:10–17</w:t>
+      </w:r>
+      <w:r>
+        <w:rPr>
+          <w:u w:val="single"/>
+          <w:lang w:val="ru_RU" w:bidi="ru_RU"/>
+        </w:rPr>
         <w:t>)</w:t>
       </w:r>
     </w:p>
@@ -4358,23 +3715,18 @@
         </w:rPr>
         <w:t>Спелые плоды (</w:t>
       </w:r>
-      <w:hyperlink r:id="rId113">
-        <w:r>
-          <w:rPr>
-            <w:lang w:val="ru_RU" w:bidi="ru_RU"/>
-          </w:rPr>
-          <w:rPr>
-            <w:color w:val="0000EE"/>
-            <w:u w:val="single"/>
-          </w:rPr>
-          <w:t>8:1–14</w:t>
-        </w:r>
-      </w:hyperlink>
       <w:r>
         <w:rPr>
           <w:u w:val="single"/>
           <w:lang w:val="ru_RU" w:bidi="ru_RU"/>
         </w:rPr>
+        <w:t>8:1–14</w:t>
+      </w:r>
+      <w:r>
+        <w:rPr>
+          <w:u w:val="single"/>
+          <w:lang w:val="ru_RU" w:bidi="ru_RU"/>
+        </w:rPr>
         <w:t>)</w:t>
       </w:r>
     </w:p>
@@ -4442,23 +3794,18 @@
         </w:rPr>
         <w:t>Разрушение Храма (</w:t>
       </w:r>
-      <w:hyperlink r:id="rId114">
-        <w:r>
-          <w:rPr>
-            <w:lang w:val="ru_RU" w:bidi="ru_RU"/>
-          </w:rPr>
-          <w:rPr>
-            <w:color w:val="0000EE"/>
-            <w:u w:val="single"/>
-          </w:rPr>
-          <w:t>9:1–10</w:t>
-        </w:r>
-      </w:hyperlink>
       <w:r>
         <w:rPr>
           <w:u w:val="single"/>
           <w:lang w:val="ru_RU" w:bidi="ru_RU"/>
         </w:rPr>
+        <w:t>9:1–10</w:t>
+      </w:r>
+      <w:r>
+        <w:rPr>
+          <w:u w:val="single"/>
+          <w:lang w:val="ru_RU" w:bidi="ru_RU"/>
+        </w:rPr>
         <w:t>)</w:t>
       </w:r>
     </w:p>
@@ -4481,18 +3828,12 @@
         </w:rPr>
         <w:t xml:space="preserve"> (</w:t>
       </w:r>
-      <w:hyperlink r:id="rId48">
-        <w:r>
-          <w:rPr>
-            <w:lang w:val="ru_RU" w:bidi="ru_RU"/>
-          </w:rPr>
-          <w:rPr>
-            <w:color w:val="0000EE"/>
-            <w:u w:val="single"/>
-          </w:rPr>
-          <w:t>9:1–4</w:t>
-        </w:r>
-      </w:hyperlink>
+      <w:r>
+        <w:rPr>
+          <w:lang w:val="ru_RU" w:bidi="ru_RU"/>
+        </w:rPr>
+        <w:t>9:1–4</w:t>
+      </w:r>
       <w:r>
         <w:rPr>
           <w:lang w:val="ru_RU" w:bidi="ru_RU"/>
@@ -4511,18 +3852,12 @@
         </w:rPr>
         <w:t xml:space="preserve"> (</w:t>
       </w:r>
-      <w:hyperlink r:id="rId115">
-        <w:r>
-          <w:rPr>
-            <w:lang w:val="ru_RU" w:bidi="ru_RU"/>
-          </w:rPr>
-          <w:rPr>
-            <w:color w:val="0000EE"/>
-            <w:u w:val="single"/>
-          </w:rPr>
-          <w:t>9:5–6</w:t>
-        </w:r>
-      </w:hyperlink>
+      <w:r>
+        <w:rPr>
+          <w:lang w:val="ru_RU" w:bidi="ru_RU"/>
+        </w:rPr>
+        <w:t>9:5–6</w:t>
+      </w:r>
       <w:r>
         <w:rPr>
           <w:lang w:val="ru_RU" w:bidi="ru_RU"/>
@@ -4543,18 +3878,12 @@
         </w:rPr>
         <w:t xml:space="preserve">В </w:t>
       </w:r>
-      <w:hyperlink r:id="rId116">
-        <w:r>
-          <w:rPr>
-            <w:lang w:val="ru_RU" w:bidi="ru_RU"/>
-          </w:rPr>
-          <w:rPr>
-            <w:color w:val="0000EE"/>
-            <w:u w:val="single"/>
-          </w:rPr>
-          <w:t xml:space="preserve">9:7–10 </w:t>
-        </w:r>
-      </w:hyperlink>
+      <w:r>
+        <w:rPr>
+          <w:lang w:val="ru_RU" w:bidi="ru_RU"/>
+        </w:rPr>
+        <w:t xml:space="preserve">9:7–10 </w:t>
+      </w:r>
       <w:r>
         <w:rPr>
           <w:lang w:val="ru_RU" w:bidi="ru_RU"/>
@@ -4593,36 +3922,24 @@
         </w:rPr>
         <w:t xml:space="preserve"> </w:t>
       </w:r>
-      <w:hyperlink r:id="rId117">
-        <w:r>
-          <w:rPr>
-            <w:lang w:val="ru_RU" w:bidi="ru_RU"/>
-          </w:rPr>
-          <w:rPr>
-            <w:color w:val="0000EE"/>
-            <w:u w:val="single"/>
-          </w:rPr>
-          <w:t>Ис.6:12–13</w:t>
-        </w:r>
-      </w:hyperlink>
+      <w:r>
+        <w:rPr>
+          <w:lang w:val="ru_RU" w:bidi="ru_RU"/>
+        </w:rPr>
+        <w:t>Ис.6:12–13</w:t>
+      </w:r>
       <w:r>
         <w:rPr>
           <w:lang w:val="ru_RU" w:bidi="ru_RU"/>
         </w:rPr>
         <w:t xml:space="preserve">; </w:t>
       </w:r>
-      <w:hyperlink r:id="rId118">
-        <w:r>
-          <w:rPr>
-            <w:lang w:val="ru_RU" w:bidi="ru_RU"/>
-          </w:rPr>
-          <w:rPr>
-            <w:color w:val="0000EE"/>
-            <w:u w:val="single"/>
-          </w:rPr>
-          <w:t>Мих.6:7–9</w:t>
-        </w:r>
-      </w:hyperlink>
+      <w:r>
+        <w:rPr>
+          <w:lang w:val="ru_RU" w:bidi="ru_RU"/>
+        </w:rPr>
+        <w:t>Мих.6:7–9</w:t>
+      </w:r>
       <w:r>
         <w:rPr>
           <w:lang w:val="ru_RU" w:bidi="ru_RU"/>
@@ -4641,18 +3958,12 @@
         </w:rPr>
         <w:t xml:space="preserve"> (</w:t>
       </w:r>
-      <w:hyperlink r:id="rId119">
-        <w:r>
-          <w:rPr>
-            <w:lang w:val="ru_RU" w:bidi="ru_RU"/>
-          </w:rPr>
-          <w:rPr>
-            <w:color w:val="0000EE"/>
-            <w:u w:val="single"/>
-          </w:rPr>
-          <w:t>Лев.26:44–45</w:t>
-        </w:r>
-      </w:hyperlink>
+      <w:r>
+        <w:rPr>
+          <w:lang w:val="ru_RU" w:bidi="ru_RU"/>
+        </w:rPr>
+        <w:t>Лев.26:44–45</w:t>
+      </w:r>
       <w:r>
         <w:rPr>
           <w:lang w:val="ru_RU" w:bidi="ru_RU"/>
@@ -4676,18 +3987,12 @@
         </w:rPr>
         <w:t>Надежда Израиля (</w:t>
       </w:r>
-      <w:hyperlink r:id="rId120">
-        <w:r>
-          <w:rPr>
-            <w:lang w:val="ru_RU" w:bidi="ru_RU"/>
-          </w:rPr>
-          <w:rPr>
-            <w:color w:val="0000EE"/>
-            <w:u w:val="single"/>
-          </w:rPr>
-          <w:t>9:11–15</w:t>
-        </w:r>
-      </w:hyperlink>
+      <w:r>
+        <w:rPr>
+          <w:lang w:val="ru_RU" w:bidi="ru_RU"/>
+        </w:rPr>
+        <w:t>9:11–15</w:t>
+      </w:r>
       <w:r>
         <w:rPr>
           <w:lang w:val="ru_RU" w:bidi="ru_RU"/>
@@ -4734,18 +4039,12 @@
         </w:rPr>
         <w:t>Восстановление города Давида (</w:t>
       </w:r>
-      <w:hyperlink r:id="rId121">
-        <w:r>
-          <w:rPr>
-            <w:lang w:val="ru_RU" w:bidi="ru_RU"/>
-          </w:rPr>
-          <w:rPr>
-            <w:color w:val="0000EE"/>
-            <w:u w:val="single"/>
-          </w:rPr>
-          <w:t>9:11–12</w:t>
-        </w:r>
-      </w:hyperlink>
+      <w:r>
+        <w:rPr>
+          <w:lang w:val="ru_RU" w:bidi="ru_RU"/>
+        </w:rPr>
+        <w:t>9:11–12</w:t>
+      </w:r>
       <w:r>
         <w:rPr>
           <w:lang w:val="ru_RU" w:bidi="ru_RU"/>
@@ -4810,18 +4109,12 @@
         </w:rPr>
         <w:t xml:space="preserve"> (</w:t>
       </w:r>
-      <w:hyperlink r:id="rId122">
-        <w:r>
-          <w:rPr>
-            <w:lang w:val="ru_RU" w:bidi="ru_RU"/>
-          </w:rPr>
-          <w:rPr>
-            <w:color w:val="0000EE"/>
-            <w:u w:val="single"/>
-          </w:rPr>
-          <w:t>Деян.15:16–18</w:t>
-        </w:r>
-      </w:hyperlink>
+      <w:r>
+        <w:rPr>
+          <w:lang w:val="ru_RU" w:bidi="ru_RU"/>
+        </w:rPr>
+        <w:t>Деян.15:16–18</w:t>
+      </w:r>
       <w:r>
         <w:rPr>
           <w:lang w:val="ru_RU" w:bidi="ru_RU"/>
@@ -4866,18 +4159,12 @@
         </w:rPr>
         <w:t xml:space="preserve"> (</w:t>
       </w:r>
-      <w:hyperlink r:id="rId123">
-        <w:r>
-          <w:rPr>
-            <w:lang w:val="ru_RU" w:bidi="ru_RU"/>
-          </w:rPr>
-          <w:rPr>
-            <w:color w:val="0000EE"/>
-            <w:u w:val="single"/>
-          </w:rPr>
-          <w:t>9:13–15</w:t>
-        </w:r>
-      </w:hyperlink>
+      <w:r>
+        <w:rPr>
+          <w:lang w:val="ru_RU" w:bidi="ru_RU"/>
+        </w:rPr>
+        <w:t>9:13–15</w:t>
+      </w:r>
       <w:r>
         <w:rPr>
           <w:lang w:val="ru_RU" w:bidi="ru_RU"/>
@@ -4924,18 +4211,12 @@
         </w:rPr>
         <w:t xml:space="preserve"> (</w:t>
       </w:r>
-      <w:hyperlink r:id="rId124">
-        <w:r>
-          <w:rPr>
-            <w:lang w:val="ru_RU" w:bidi="ru_RU"/>
-          </w:rPr>
-          <w:rPr>
-            <w:color w:val="0000EE"/>
-            <w:u w:val="single"/>
-          </w:rPr>
-          <w:t>Рим.8:20–22</w:t>
-        </w:r>
-      </w:hyperlink>
+      <w:r>
+        <w:rPr>
+          <w:lang w:val="ru_RU" w:bidi="ru_RU"/>
+        </w:rPr>
+        <w:t>Рим.8:20–22</w:t>
+      </w:r>
       <w:r>
         <w:rPr>
           <w:lang w:val="ru_RU" w:bidi="ru_RU"/>
@@ -4954,18 +4235,12 @@
         </w:rPr>
         <w:t xml:space="preserve"> (</w:t>
       </w:r>
-      <w:hyperlink r:id="rId125">
-        <w:r>
-          <w:rPr>
-            <w:lang w:val="ru_RU" w:bidi="ru_RU"/>
-          </w:rPr>
-          <w:rPr>
-            <w:color w:val="0000EE"/>
-            <w:u w:val="single"/>
-          </w:rPr>
-          <w:t>Мих.3:12–4:4</w:t>
-        </w:r>
-      </w:hyperlink>
+      <w:r>
+        <w:rPr>
+          <w:lang w:val="ru_RU" w:bidi="ru_RU"/>
+        </w:rPr>
+        <w:t>Мих.3:12–4:4</w:t>
+      </w:r>
       <w:r>
         <w:rPr>
           <w:lang w:val="ru_RU" w:bidi="ru_RU"/>
@@ -5021,18 +4296,12 @@
         </w:rPr>
         <w:t xml:space="preserve"> (</w:t>
       </w:r>
-      <w:hyperlink r:id="rId126">
-        <w:r>
-          <w:rPr>
-            <w:lang w:val="ru_RU" w:bidi="ru_RU"/>
-          </w:rPr>
-          <w:rPr>
-            <w:color w:val="0000EE"/>
-            <w:u w:val="single"/>
-          </w:rPr>
-          <w:t>Быт.22:15–18</w:t>
-        </w:r>
-      </w:hyperlink>
+      <w:r>
+        <w:rPr>
+          <w:lang w:val="ru_RU" w:bidi="ru_RU"/>
+        </w:rPr>
+        <w:t>Быт.22:15–18</w:t>
+      </w:r>
       <w:r>
         <w:rPr>
           <w:lang w:val="ru_RU" w:bidi="ru_RU"/>
@@ -5065,18 +4334,12 @@
         </w:rPr>
         <w:t xml:space="preserve"> (</w:t>
       </w:r>
-      <w:hyperlink r:id="rId127">
-        <w:r>
-          <w:rPr>
-            <w:lang w:val="ru_RU" w:bidi="ru_RU"/>
-          </w:rPr>
-          <w:rPr>
-            <w:color w:val="0000EE"/>
-            <w:u w:val="single"/>
-          </w:rPr>
-          <w:t>Исх.23:1–13</w:t>
-        </w:r>
-      </w:hyperlink>
+      <w:r>
+        <w:rPr>
+          <w:lang w:val="ru_RU" w:bidi="ru_RU"/>
+        </w:rPr>
+        <w:t>Исх.23:1–13</w:t>
+      </w:r>
       <w:r>
         <w:rPr>
           <w:lang w:val="ru_RU" w:bidi="ru_RU"/>
@@ -5089,18 +4352,12 @@
         </w:rPr>
         <w:t>Во времена Амоса богатые люди сознательно нарушали эти социальные аспекты Закона, продолжая при этом соблюдать религиозные обряды и ритуалы. Амос видел, что было в их сердцах, и осуждал это. Он считал, что формальное соблюдение обрядов без истинной духовной ответственности перед Богом может реально стать грехом (</w:t>
       </w:r>
-      <w:hyperlink r:id="rId128">
-        <w:r>
-          <w:rPr>
-            <w:lang w:val="ru_RU" w:bidi="ru_RU"/>
-          </w:rPr>
-          <w:rPr>
-            <w:color w:val="0000EE"/>
-            <w:u w:val="single"/>
-          </w:rPr>
-          <w:t>4:4</w:t>
-        </w:r>
-      </w:hyperlink>
+      <w:r>
+        <w:rPr>
+          <w:lang w:val="ru_RU" w:bidi="ru_RU"/>
+        </w:rPr>
+        <w:t>4:4</w:t>
+      </w:r>
       <w:r>
         <w:rPr>
           <w:lang w:val="ru_RU" w:bidi="ru_RU"/>
@@ -5127,18 +4384,12 @@
         </w:rPr>
         <w:t>(</w:t>
       </w:r>
-      <w:hyperlink r:id="rId68">
-        <w:r>
-          <w:rPr>
-            <w:lang w:val="ru_RU" w:bidi="ru_RU"/>
-          </w:rPr>
-          <w:rPr>
-            <w:color w:val="0000EE"/>
-            <w:u w:val="single"/>
-          </w:rPr>
-          <w:t>1:3–2:3</w:t>
-        </w:r>
-      </w:hyperlink>
+      <w:r>
+        <w:rPr>
+          <w:lang w:val="ru_RU" w:bidi="ru_RU"/>
+        </w:rPr>
+        <w:t>1:3–2:3</w:t>
+      </w:r>
       <w:r>
         <w:rPr>
           <w:lang w:val="ru_RU" w:bidi="ru_RU"/>
@@ -5185,18 +4436,12 @@
         </w:rPr>
         <w:t xml:space="preserve"> (</w:t>
       </w:r>
-      <w:hyperlink r:id="rId129">
-        <w:r>
-          <w:rPr>
-            <w:lang w:val="ru_RU" w:bidi="ru_RU"/>
-          </w:rPr>
-          <w:rPr>
-            <w:color w:val="0000EE"/>
-            <w:u w:val="single"/>
-          </w:rPr>
-          <w:t>9:8–15</w:t>
-        </w:r>
-      </w:hyperlink>
+      <w:r>
+        <w:rPr>
+          <w:lang w:val="ru_RU" w:bidi="ru_RU"/>
+        </w:rPr>
+        <w:t>9:8–15</w:t>
+      </w:r>
       <w:r>
         <w:rPr>
           <w:lang w:val="ru_RU" w:bidi="ru_RU"/>
@@ -5215,36 +4460,24 @@
         </w:rPr>
         <w:t>(</w:t>
       </w:r>
-      <w:hyperlink r:id="rId130">
-        <w:r>
-          <w:rPr>
-            <w:lang w:val="ru_RU" w:bidi="ru_RU"/>
-          </w:rPr>
-          <w:rPr>
-            <w:color w:val="0000EE"/>
-            <w:u w:val="single"/>
-          </w:rPr>
-          <w:t>2Цар.7:8–16</w:t>
-        </w:r>
-      </w:hyperlink>
+      <w:r>
+        <w:rPr>
+          <w:lang w:val="ru_RU" w:bidi="ru_RU"/>
+        </w:rPr>
+        <w:t>2Цар.7:8–16</w:t>
+      </w:r>
       <w:r>
         <w:rPr>
           <w:lang w:val="ru_RU" w:bidi="ru_RU"/>
         </w:rPr>
         <w:t>). Точно так же, как на другие народы распространялись требования закона и суд, таким же образом на другие народы, принадлежащие Богу, распространяются и благословения обетования (</w:t>
       </w:r>
-      <w:hyperlink r:id="rId131">
-        <w:r>
-          <w:rPr>
-            <w:lang w:val="ru_RU" w:bidi="ru_RU"/>
-          </w:rPr>
-          <w:rPr>
-            <w:color w:val="0000EE"/>
-            <w:u w:val="single"/>
-          </w:rPr>
-          <w:t>9:12</w:t>
-        </w:r>
-      </w:hyperlink>
+      <w:r>
+        <w:rPr>
+          <w:lang w:val="ru_RU" w:bidi="ru_RU"/>
+        </w:rPr>
+        <w:t>9:12</w:t>
+      </w:r>
       <w:r>
         <w:rPr>
           <w:lang w:val="ru_RU" w:bidi="ru_RU"/>
@@ -5271,18 +4504,12 @@
         </w:rPr>
         <w:t>(</w:t>
       </w:r>
-      <w:hyperlink r:id="rId68">
-        <w:r>
-          <w:rPr>
-            <w:lang w:val="ru_RU" w:bidi="ru_RU"/>
-          </w:rPr>
-          <w:rPr>
-            <w:color w:val="0000EE"/>
-            <w:u w:val="single"/>
-          </w:rPr>
-          <w:t>1:3–2:3</w:t>
-        </w:r>
-      </w:hyperlink>
+      <w:r>
+        <w:rPr>
+          <w:lang w:val="ru_RU" w:bidi="ru_RU"/>
+        </w:rPr>
+        <w:t>1:3–2:3</w:t>
+      </w:r>
       <w:r>
         <w:rPr>
           <w:lang w:val="ru_RU" w:bidi="ru_RU"/>
@@ -5301,54 +4528,36 @@
         </w:rPr>
         <w:t xml:space="preserve"> (</w:t>
       </w:r>
-      <w:hyperlink r:id="rId132">
-        <w:r>
-          <w:rPr>
-            <w:lang w:val="ru_RU" w:bidi="ru_RU"/>
-          </w:rPr>
-          <w:rPr>
-            <w:color w:val="0000EE"/>
-            <w:u w:val="single"/>
-          </w:rPr>
-          <w:t>4:13</w:t>
-        </w:r>
-      </w:hyperlink>
+      <w:r>
+        <w:rPr>
+          <w:lang w:val="ru_RU" w:bidi="ru_RU"/>
+        </w:rPr>
+        <w:t>4:13</w:t>
+      </w:r>
       <w:r>
         <w:rPr>
           <w:lang w:val="ru_RU" w:bidi="ru_RU"/>
         </w:rPr>
         <w:t xml:space="preserve">; </w:t>
       </w:r>
-      <w:hyperlink r:id="rId133">
-        <w:r>
-          <w:rPr>
-            <w:lang w:val="ru_RU" w:bidi="ru_RU"/>
-          </w:rPr>
-          <w:rPr>
-            <w:color w:val="0000EE"/>
-            <w:u w:val="single"/>
-          </w:rPr>
-          <w:t>5:8</w:t>
-        </w:r>
-      </w:hyperlink>
+      <w:r>
+        <w:rPr>
+          <w:lang w:val="ru_RU" w:bidi="ru_RU"/>
+        </w:rPr>
+        <w:t>5:8</w:t>
+      </w:r>
       <w:r>
         <w:rPr>
           <w:lang w:val="ru_RU" w:bidi="ru_RU"/>
         </w:rPr>
         <w:t xml:space="preserve">; </w:t>
       </w:r>
-      <w:hyperlink r:id="rId134">
-        <w:r>
-          <w:rPr>
-            <w:lang w:val="ru_RU" w:bidi="ru_RU"/>
-          </w:rPr>
-          <w:rPr>
-            <w:color w:val="0000EE"/>
-            <w:u w:val="single"/>
-          </w:rPr>
-          <w:t>9:13–14</w:t>
-        </w:r>
-      </w:hyperlink>
+      <w:r>
+        <w:rPr>
+          <w:lang w:val="ru_RU" w:bidi="ru_RU"/>
+        </w:rPr>
+        <w:t>9:13–14</w:t>
+      </w:r>
       <w:r>
         <w:rPr>
           <w:lang w:val="ru_RU" w:bidi="ru_RU"/>
@@ -5367,18 +4576,12 @@
         </w:rPr>
         <w:t xml:space="preserve"> (</w:t>
       </w:r>
-      <w:hyperlink r:id="rId119">
-        <w:r>
-          <w:rPr>
-            <w:lang w:val="ru_RU" w:bidi="ru_RU"/>
-          </w:rPr>
-          <w:rPr>
-            <w:color w:val="0000EE"/>
-            <w:u w:val="single"/>
-          </w:rPr>
-          <w:t>Лев.26:44–45</w:t>
-        </w:r>
-      </w:hyperlink>
+      <w:r>
+        <w:rPr>
+          <w:lang w:val="ru_RU" w:bidi="ru_RU"/>
+        </w:rPr>
+        <w:t>Лев.26:44–45</w:t>
+      </w:r>
       <w:r>
         <w:rPr>
           <w:lang w:val="ru_RU" w:bidi="ru_RU"/>
@@ -5550,18 +4753,12 @@
         </w:rPr>
         <w:t>Христианский сотрудник Павла, которого апостол считал своим помощником вместо Тита на острове Крит (</w:t>
       </w:r>
-      <w:hyperlink r:id="rId135">
-        <w:r>
-          <w:rPr>
-            <w:lang w:val="ru_RU" w:bidi="ru_RU"/>
-          </w:rPr>
-          <w:rPr>
-            <w:color w:val="0000EE"/>
-            <w:u w:val="single"/>
-          </w:rPr>
-          <w:t>Тит. 3:12</w:t>
-        </w:r>
-      </w:hyperlink>
+      <w:r>
+        <w:rPr>
+          <w:lang w:val="ru_RU" w:bidi="ru_RU"/>
+        </w:rPr>
+        <w:t>Тит. 3:12</w:t>
+      </w:r>
       <w:r>
         <w:rPr>
           <w:lang w:val="ru_RU" w:bidi="ru_RU"/>
@@ -5925,18 +5122,12 @@
         </w:rPr>
         <w:t xml:space="preserve"> (</w:t>
       </w:r>
-      <w:hyperlink r:id="rId17">
-        <w:r>
-          <w:rPr>
-            <w:lang w:val="ru_RU" w:bidi="ru_RU"/>
-          </w:rPr>
-          <w:rPr>
-            <w:color w:val="0000EE"/>
-            <w:u w:val="single"/>
-          </w:rPr>
-          <w:t>Быт.11</w:t>
-        </w:r>
-      </w:hyperlink>
+      <w:r>
+        <w:rPr>
+          <w:lang w:val="ru_RU" w:bidi="ru_RU"/>
+        </w:rPr>
+        <w:t>Быт.11</w:t>
+      </w:r>
       <w:r>
         <w:rPr>
           <w:lang w:val="ru_RU" w:bidi="ru_RU"/>
@@ -6056,18 +5247,12 @@
         </w:rPr>
         <w:t xml:space="preserve"> (</w:t>
       </w:r>
-      <w:hyperlink r:id="rId136">
-        <w:r>
-          <w:rPr>
-            <w:lang w:val="ru_RU" w:bidi="ru_RU"/>
-          </w:rPr>
-          <w:rPr>
-            <w:color w:val="0000EE"/>
-            <w:u w:val="single"/>
-          </w:rPr>
-          <w:t>Деян.17:16</w:t>
-        </w:r>
-      </w:hyperlink>
+      <w:r>
+        <w:rPr>
+          <w:lang w:val="ru_RU" w:bidi="ru_RU"/>
+        </w:rPr>
+        <w:t>Деян.17:16</w:t>
+      </w:r>
       <w:r>
         <w:rPr>
           <w:lang w:val="ru_RU" w:bidi="ru_RU"/>
@@ -6271,18 +5456,12 @@
         </w:rPr>
         <w:t>(</w:t>
       </w:r>
-      <w:hyperlink r:id="rId137">
-        <w:r>
-          <w:rPr>
-            <w:lang w:val="ru_RU" w:bidi="ru_RU"/>
-          </w:rPr>
-          <w:rPr>
-            <w:color w:val="0000EE"/>
-            <w:u w:val="single"/>
-          </w:rPr>
-          <w:t>Ездр.26:9</w:t>
-        </w:r>
-      </w:hyperlink>
+      <w:r>
+        <w:rPr>
+          <w:lang w:val="ru_RU" w:bidi="ru_RU"/>
+        </w:rPr>
+        <w:t>Ездр.26:9</w:t>
+      </w:r>
       <w:r>
         <w:rPr>
           <w:lang w:val="ru_RU" w:bidi="ru_RU"/>
@@ -6301,36 +5480,24 @@
         </w:rPr>
         <w:t xml:space="preserve"> (</w:t>
       </w:r>
-      <w:hyperlink r:id="rId138">
-        <w:r>
-          <w:rPr>
-            <w:lang w:val="ru_RU" w:bidi="ru_RU"/>
-          </w:rPr>
-          <w:rPr>
-            <w:color w:val="0000EE"/>
-            <w:u w:val="single"/>
-          </w:rPr>
-          <w:t>Деян.9:25</w:t>
-        </w:r>
-      </w:hyperlink>
+      <w:r>
+        <w:rPr>
+          <w:lang w:val="ru_RU" w:bidi="ru_RU"/>
+        </w:rPr>
+        <w:t>Деян.9:25</w:t>
+      </w:r>
       <w:r>
         <w:rPr>
           <w:lang w:val="ru_RU" w:bidi="ru_RU"/>
         </w:rPr>
         <w:t xml:space="preserve">; </w:t>
       </w:r>
-      <w:hyperlink r:id="rId139">
-        <w:r>
-          <w:rPr>
-            <w:lang w:val="ru_RU" w:bidi="ru_RU"/>
-          </w:rPr>
-          <w:rPr>
-            <w:color w:val="0000EE"/>
-            <w:u w:val="single"/>
-          </w:rPr>
-          <w:t>2Кор.11:33</w:t>
-        </w:r>
-      </w:hyperlink>
+      <w:r>
+        <w:rPr>
+          <w:lang w:val="ru_RU" w:bidi="ru_RU"/>
+        </w:rPr>
+        <w:t>2Кор.11:33</w:t>
+      </w:r>
       <w:r>
         <w:rPr>
           <w:lang w:val="ru_RU" w:bidi="ru_RU"/>
@@ -6371,36 +5538,24 @@
         </w:rPr>
         <w:t>(</w:t>
       </w:r>
-      <w:hyperlink r:id="rId140">
-        <w:r>
-          <w:rPr>
-            <w:lang w:val="ru_RU" w:bidi="ru_RU"/>
-          </w:rPr>
-          <w:rPr>
-            <w:color w:val="0000EE"/>
-            <w:u w:val="single"/>
-          </w:rPr>
-          <w:t>Ис.45:1</w:t>
-        </w:r>
-      </w:hyperlink>
+      <w:r>
+        <w:rPr>
+          <w:lang w:val="ru_RU" w:bidi="ru_RU"/>
+        </w:rPr>
+        <w:t>Ис.45:1</w:t>
+      </w:r>
       <w:r>
         <w:rPr>
           <w:lang w:val="ru_RU" w:bidi="ru_RU"/>
         </w:rPr>
         <w:t xml:space="preserve">; </w:t>
       </w:r>
-      <w:hyperlink r:id="rId141">
-        <w:r>
-          <w:rPr>
-            <w:lang w:val="ru_RU" w:bidi="ru_RU"/>
-          </w:rPr>
-          <w:rPr>
-            <w:color w:val="0000EE"/>
-            <w:u w:val="single"/>
-          </w:rPr>
-          <w:t>Неем.6:1</w:t>
-        </w:r>
-      </w:hyperlink>
+      <w:r>
+        <w:rPr>
+          <w:lang w:val="ru_RU" w:bidi="ru_RU"/>
+        </w:rPr>
+        <w:t>Неем.6:1</w:t>
+      </w:r>
       <w:r>
         <w:rPr>
           <w:lang w:val="ru_RU" w:bidi="ru_RU"/>
@@ -6419,18 +5574,12 @@
         </w:rPr>
         <w:t>(</w:t>
       </w:r>
-      <w:hyperlink r:id="rId142">
-        <w:r>
-          <w:rPr>
-            <w:lang w:val="ru_RU" w:bidi="ru_RU"/>
-          </w:rPr>
-          <w:rPr>
-            <w:color w:val="0000EE"/>
-            <w:u w:val="single"/>
-          </w:rPr>
-          <w:t>Ис.45:2</w:t>
-        </w:r>
-      </w:hyperlink>
+      <w:r>
+        <w:rPr>
+          <w:lang w:val="ru_RU" w:bidi="ru_RU"/>
+        </w:rPr>
+        <w:t>Ис.45:2</w:t>
+      </w:r>
       <w:r>
         <w:rPr>
           <w:lang w:val="ru_RU" w:bidi="ru_RU"/>
@@ -6443,23 +5592,23 @@
         </w:rPr>
         <w:t>Двери укрепляли горизонтальными балками из дерева и засовами из бронзы (</w:t>
       </w:r>
-      <w:hyperlink r:id="rId143">
-        <w:r>
-          <w:rPr>
-            <w:lang w:val="ru_RU" w:bidi="ru_RU"/>
-          </w:rPr>
-          <w:rPr>
-            <w:color w:val="0000EE"/>
-            <w:u w:val="single"/>
-          </w:rPr>
-          <w:t>3Цар.</w:t>
-        </w:r>
-      </w:hyperlink>
-      <w:r>
-        <w:rPr>
-          <w:lang w:val="ru_RU" w:bidi="ru_RU"/>
-        </w:rPr>
-        <w:t xml:space="preserve">4:13) </w:t>
+      <w:r>
+        <w:rPr>
+          <w:lang w:val="ru_RU" w:bidi="ru_RU"/>
+        </w:rPr>
+        <w:t>3Цар.</w:t>
+      </w:r>
+      <w:r>
+        <w:rPr>
+          <w:lang w:val="ru_RU" w:bidi="ru_RU"/>
+        </w:rPr>
+        <w:t>4:13</w:t>
+      </w:r>
+      <w:r>
+        <w:rPr>
+          <w:lang w:val="ru_RU" w:bidi="ru_RU"/>
+        </w:rPr>
+        <w:t xml:space="preserve">) </w:t>
       </w:r>
       <w:r>
         <w:rPr>
@@ -6473,18 +5622,12 @@
         </w:rPr>
         <w:t xml:space="preserve"> (</w:t>
       </w:r>
-      <w:hyperlink r:id="rId144">
-        <w:r>
-          <w:rPr>
-            <w:lang w:val="ru_RU" w:bidi="ru_RU"/>
-          </w:rPr>
-          <w:rPr>
-            <w:color w:val="0000EE"/>
-            <w:u w:val="single"/>
-          </w:rPr>
-          <w:t>Пс.106:16</w:t>
-        </w:r>
-      </w:hyperlink>
+      <w:r>
+        <w:rPr>
+          <w:lang w:val="ru_RU" w:bidi="ru_RU"/>
+        </w:rPr>
+        <w:t>Пс.106:16</w:t>
+      </w:r>
       <w:r>
         <w:rPr>
           <w:lang w:val="ru_RU" w:bidi="ru_RU"/>
@@ -6503,18 +5646,12 @@
         </w:rPr>
         <w:t xml:space="preserve"> (</w:t>
       </w:r>
-      <w:hyperlink r:id="rId145">
-        <w:r>
-          <w:rPr>
-            <w:lang w:val="ru_RU" w:bidi="ru_RU"/>
-          </w:rPr>
-          <w:rPr>
-            <w:color w:val="0000EE"/>
-            <w:u w:val="single"/>
-          </w:rPr>
-          <w:t>Суд.16:3</w:t>
-        </w:r>
-      </w:hyperlink>
+      <w:r>
+        <w:rPr>
+          <w:lang w:val="ru_RU" w:bidi="ru_RU"/>
+        </w:rPr>
+        <w:t>Суд.16:3</w:t>
+      </w:r>
       <w:r>
         <w:rPr>
           <w:lang w:val="ru_RU" w:bidi="ru_RU"/>
@@ -6535,18 +5672,12 @@
         </w:rPr>
         <w:t>Расположение ворот имело важное значение для обороны города. Часто дорога, ведущая к воротам, была проложена таким образом, что нападающие, которые держали щиты в левой руке, должны были повернуть свой незащищённый правый бок к защитникам города, располагающимся на городской стене, что позволяло последним наносить сокрушительные удары по своим врагам. Иногда над воротами строились обзорные башни (</w:t>
       </w:r>
-      <w:hyperlink r:id="rId146">
-        <w:r>
-          <w:rPr>
-            <w:lang w:val="ru_RU" w:bidi="ru_RU"/>
-          </w:rPr>
-          <w:rPr>
-            <w:color w:val="0000EE"/>
-            <w:u w:val="single"/>
-          </w:rPr>
-          <w:t>2Пар.26:9</w:t>
-        </w:r>
-      </w:hyperlink>
+      <w:r>
+        <w:rPr>
+          <w:lang w:val="ru_RU" w:bidi="ru_RU"/>
+        </w:rPr>
+        <w:t>2Пар.26:9</w:t>
+      </w:r>
       <w:r>
         <w:rPr>
           <w:lang w:val="ru_RU" w:bidi="ru_RU"/>
@@ -6565,18 +5696,12 @@
         </w:rPr>
         <w:t xml:space="preserve"> (</w:t>
       </w:r>
-      <w:hyperlink r:id="rId147">
-        <w:r>
-          <w:rPr>
-            <w:lang w:val="ru_RU" w:bidi="ru_RU"/>
-          </w:rPr>
-          <w:rPr>
-            <w:color w:val="0000EE"/>
-            <w:u w:val="single"/>
-          </w:rPr>
-          <w:t>4Цар.9:17</w:t>
-        </w:r>
-      </w:hyperlink>
+      <w:r>
+        <w:rPr>
+          <w:lang w:val="ru_RU" w:bidi="ru_RU"/>
+        </w:rPr>
+        <w:t>4Цар.9:17</w:t>
+      </w:r>
       <w:r>
         <w:rPr>
           <w:lang w:val="ru_RU" w:bidi="ru_RU"/>
@@ -6623,18 +5748,12 @@
         </w:rPr>
         <w:t>(</w:t>
       </w:r>
-      <w:hyperlink r:id="rId148">
-        <w:r>
-          <w:rPr>
-            <w:lang w:val="ru_RU" w:bidi="ru_RU"/>
-          </w:rPr>
-          <w:rPr>
-            <w:color w:val="0000EE"/>
-            <w:u w:val="single"/>
-          </w:rPr>
-          <w:t>2Цар.17:18</w:t>
-        </w:r>
-      </w:hyperlink>
+      <w:r>
+        <w:rPr>
+          <w:lang w:val="ru_RU" w:bidi="ru_RU"/>
+        </w:rPr>
+        <w:t>2Цар.17:18</w:t>
+      </w:r>
       <w:r>
         <w:rPr>
           <w:lang w:val="ru_RU" w:bidi="ru_RU"/>
@@ -6653,18 +5772,12 @@
         </w:rPr>
         <w:t>(</w:t>
       </w:r>
-      <w:hyperlink r:id="rId149">
-        <w:r>
-          <w:rPr>
-            <w:lang w:val="ru_RU" w:bidi="ru_RU"/>
-          </w:rPr>
-          <w:rPr>
-            <w:color w:val="0000EE"/>
-            <w:u w:val="single"/>
-          </w:rPr>
-          <w:t>3Цар.17:19</w:t>
-        </w:r>
-      </w:hyperlink>
+      <w:r>
+        <w:rPr>
+          <w:lang w:val="ru_RU" w:bidi="ru_RU"/>
+        </w:rPr>
+        <w:t>3Цар.17:19</w:t>
+      </w:r>
       <w:r>
         <w:rPr>
           <w:lang w:val="ru_RU" w:bidi="ru_RU"/>
@@ -6683,18 +5796,12 @@
         </w:rPr>
         <w:t xml:space="preserve"> (</w:t>
       </w:r>
-      <w:hyperlink r:id="rId150">
-        <w:r>
-          <w:rPr>
-            <w:lang w:val="ru_RU" w:bidi="ru_RU"/>
-          </w:rPr>
-          <w:rPr>
-            <w:color w:val="0000EE"/>
-            <w:u w:val="single"/>
-          </w:rPr>
-          <w:t>Втор.22:8</w:t>
-        </w:r>
-      </w:hyperlink>
+      <w:r>
+        <w:rPr>
+          <w:lang w:val="ru_RU" w:bidi="ru_RU"/>
+        </w:rPr>
+        <w:t>Втор.22:8</w:t>
+      </w:r>
       <w:r>
         <w:rPr>
           <w:lang w:val="ru_RU" w:bidi="ru_RU"/>
@@ -6747,18 +5854,12 @@
         </w:rPr>
         <w:t xml:space="preserve"> (</w:t>
       </w:r>
-      <w:hyperlink r:id="rId41">
-        <w:r>
-          <w:rPr>
-            <w:lang w:val="ru_RU" w:bidi="ru_RU"/>
-          </w:rPr>
-          <w:rPr>
-            <w:color w:val="0000EE"/>
-            <w:u w:val="single"/>
-          </w:rPr>
-          <w:t>Быт.22</w:t>
-        </w:r>
-      </w:hyperlink>
+      <w:r>
+        <w:rPr>
+          <w:lang w:val="ru_RU" w:bidi="ru_RU"/>
+        </w:rPr>
+        <w:t>Быт.22</w:t>
+      </w:r>
       <w:r>
         <w:rPr>
           <w:lang w:val="ru_RU" w:bidi="ru_RU"/>
@@ -6777,18 +5878,12 @@
         </w:rPr>
         <w:t>(</w:t>
       </w:r>
-      <w:hyperlink r:id="rId151">
-        <w:r>
-          <w:rPr>
-            <w:lang w:val="ru_RU" w:bidi="ru_RU"/>
-          </w:rPr>
-          <w:rPr>
-            <w:color w:val="0000EE"/>
-            <w:u w:val="single"/>
-          </w:rPr>
-          <w:t>3Цар.6:22</w:t>
-        </w:r>
-      </w:hyperlink>
+      <w:r>
+        <w:rPr>
+          <w:lang w:val="ru_RU" w:bidi="ru_RU"/>
+        </w:rPr>
+        <w:t>3Цар.6:22</w:t>
+      </w:r>
       <w:r>
         <w:rPr>
           <w:lang w:val="ru_RU" w:bidi="ru_RU"/>
